--- a/src/Tests/Inputs/cover-letters/06/input.docx
+++ b/src/Tests/Inputs/cover-letters/06/input.docx
@@ -1,6 +1,6 @@
 
 <file path=word/document.xml><?xml version="1.0" encoding="utf-8"?>
-<w:document xmlns:wpc="http://schemas.microsoft.com/office/word/2010/wordprocessingCanvas" xmlns:cx="http://schemas.microsoft.com/office/drawing/2014/chartex" xmlns:cx1="http://schemas.microsoft.com/office/drawing/2015/9/8/chartex" xmlns:cx2="http://schemas.microsoft.com/office/drawing/2015/10/21/chartex" xmlns:cx3="http://schemas.microsoft.com/office/drawing/2016/5/9/chartex" xmlns:cx4="http://schemas.microsoft.com/office/drawing/2016/5/10/chartex" xmlns:cx5="http://schemas.microsoft.com/office/drawing/2016/5/11/chartex" xmlns:cx6="http://schemas.microsoft.com/office/drawing/2016/5/12/chartex" xmlns:cx7="http://schemas.microsoft.com/office/drawing/2016/5/13/chartex" xmlns:cx8="http://schemas.microsoft.com/office/drawing/2016/5/14/chartex" xmlns:mc="http://schemas.openxmlformats.org/markup-compatibility/2006" xmlns:aink="http://schemas.microsoft.com/office/drawing/2016/ink" xmlns:am3d="http://schemas.microsoft.com/office/drawing/2017/model3d" xmlns:o="urn:schemas-microsoft-com:office:office" xmlns:r="http://schemas.openxmlformats.org/officeDocument/2006/relationships" xmlns:m="http://schemas.openxmlformats.org/officeDocument/2006/math" xmlns:v="urn:schemas-microsoft-com:vml" xmlns:wp14="http://schemas.microsoft.com/office/word/2010/wordprocessingDrawing" xmlns:wp="http://schemas.openxmlformats.org/drawingml/2006/wordprocessingDrawing" xmlns:w10="urn:schemas-microsoft-com:office:word" xmlns:w="http://schemas.openxmlformats.org/wordprocessingml/2006/main" xmlns:w14="http://schemas.microsoft.com/office/word/2010/wordml" xmlns:w15="http://schemas.microsoft.com/office/word/2012/wordml" xmlns:w16cid="http://schemas.microsoft.com/office/word/2016/wordml/cid" xmlns:w16se="http://schemas.microsoft.com/office/word/2015/wordml/symex" xmlns:wpg="http://schemas.microsoft.com/office/word/2010/wordprocessingGroup" xmlns:wpi="http://schemas.microsoft.com/office/word/2010/wordprocessingInk" xmlns:wne="http://schemas.microsoft.com/office/word/2006/wordml" xmlns:wps="http://schemas.microsoft.com/office/word/2010/wordprocessingShape" mc:Ignorable="w14 w15 w16se w16cid wp14">
+<w:document xmlns:a="http://schemas.openxmlformats.org/drawingml/2006/main" xmlns:adec="http://schemas.microsoft.com/office/drawing/2017/decorative" xmlns:a14="http://schemas.microsoft.com/office/drawing/2010/main" xmlns:wpc="http://schemas.microsoft.com/office/word/2010/wordprocessingCanvas" xmlns:cx="http://schemas.microsoft.com/office/drawing/2014/chartex" xmlns:cx1="http://schemas.microsoft.com/office/drawing/2015/9/8/chartex" xmlns:cx2="http://schemas.microsoft.com/office/drawing/2015/10/21/chartex" xmlns:cx3="http://schemas.microsoft.com/office/drawing/2016/5/9/chartex" xmlns:cx4="http://schemas.microsoft.com/office/drawing/2016/5/10/chartex" xmlns:cx5="http://schemas.microsoft.com/office/drawing/2016/5/11/chartex" xmlns:cx6="http://schemas.microsoft.com/office/drawing/2016/5/12/chartex" xmlns:cx7="http://schemas.microsoft.com/office/drawing/2016/5/13/chartex" xmlns:cx8="http://schemas.microsoft.com/office/drawing/2016/5/14/chartex" xmlns:mc="http://schemas.openxmlformats.org/markup-compatibility/2006" xmlns:aink="http://schemas.microsoft.com/office/drawing/2016/ink" xmlns:am3d="http://schemas.microsoft.com/office/drawing/2017/model3d" xmlns:o="urn:schemas-microsoft-com:office:office" xmlns:r="http://schemas.openxmlformats.org/officeDocument/2006/relationships" xmlns:m="http://schemas.openxmlformats.org/officeDocument/2006/math" xmlns:v="urn:schemas-microsoft-com:vml" xmlns:wp14="http://schemas.microsoft.com/office/word/2010/wordprocessingDrawing" xmlns:wp="http://schemas.openxmlformats.org/drawingml/2006/wordprocessingDrawing" xmlns:w10="urn:schemas-microsoft-com:office:word" xmlns:w="http://schemas.openxmlformats.org/wordprocessingml/2006/main" xmlns:w14="http://schemas.microsoft.com/office/word/2010/wordml" xmlns:w15="http://schemas.microsoft.com/office/word/2012/wordml" xmlns:w16cid="http://schemas.microsoft.com/office/word/2016/wordml/cid" xmlns:w16se="http://schemas.microsoft.com/office/word/2015/wordml/symex" xmlns:wpg="http://schemas.microsoft.com/office/word/2010/wordprocessingGroup" xmlns:wpi="http://schemas.microsoft.com/office/word/2010/wordprocessingInk" xmlns:wne="http://schemas.microsoft.com/office/word/2006/wordml" xmlns:wps="http://schemas.microsoft.com/office/word/2010/wordprocessingShape" mc:Ignorable="w14 w15 w16se w16cid wp14">
   <w:body>
     <w:p>
       <w:pPr>
@@ -13,7 +13,7 @@
         <mc:AlternateContent>
           <mc:Choice Requires="wpg">
             <w:drawing>
-              <wp:anchor distT="0" distB="0" distL="114300" distR="114300" simplePos="0" relativeHeight="251661312" behindDoc="1" locked="1" layoutInCell="1" allowOverlap="1" wp14:anchorId="42FC3C11" wp14:editId="61E501F0">
+              <wp:anchor distT="0" distB="0" distL="114300" distR="114300" simplePos="0" relativeHeight="251661312" behindDoc="1" locked="1" layoutInCell="1" allowOverlap="1" wp14:editId="61E501F0" wp14:anchorId="42FC3C11">
                 <wp:simplePos x="0" y="0"/>
                 <wp:positionH relativeFrom="page">
                   <wp:posOffset>-7620</wp:posOffset>
@@ -3456,32 +3456,32 @@
           </mc:Choice>
           <mc:Fallback>
             <w:pict>
-              <v:group w14:anchorId="42FC3C11" id="Group 13" o:spid="_x0000_s1026" style="position:absolute;margin-left:-.6pt;margin-top:-70.55pt;width:613.15pt;height:791.5pt;z-index:-251655168;mso-width-percent:1004;mso-height-percent:1000;mso-position-horizontal-relative:page;mso-width-percent:1004;mso-height-percent:1000" coordsize="77874,100520" o:gfxdata="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">
-                <v:group id="Group 1" o:spid="_x0000_s1027" style="position:absolute;width:77863;height:14327" coordsize="77660,14300" o:gfxdata="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">
-                  <v:shape id="Shape" o:spid="_x0000_s1028" style="position:absolute;width:77660;height:14300;visibility:visible;mso-wrap-style:square;v-text-anchor:middle" coordsize="21600,21600" o:gfxdata="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" path="m,l,7865r14150,c14567,7865,14906,9400,14906,11299r,6867c14906,20065,15245,21600,15662,21600r5938,l21600,,,xe" fillcolor="#f4b6b2 [3209]" stroked="f" strokeweight="1pt">
-                    <v:fill color2="#bd9dc0 [3208]" focus="100%" type="gradient"/>
+              <v:group id="Group 13" style="position:absolute;margin-left:-.6pt;margin-top:-70.55pt;width:613.15pt;height:791.5pt;z-index:-251655168;mso-width-percent:1004;mso-height-percent:1000;mso-position-horizontal-relative:page;mso-width-percent:1004;mso-height-percent:1000" coordsize="77874,100520" o:spid="_x0000_s1026" o:gfxdata="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" w14:anchorId="42FC3C11">
+                <v:group id="Group 1" style="position:absolute;width:77863;height:14327" coordsize="77660,14300" o:spid="_x0000_s1027" o:gfxdata="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">
+                  <v:shape id="Shape" style="position:absolute;width:77660;height:14300;visibility:visible;mso-wrap-style:square;v-text-anchor:middle" coordsize="21600,21600" o:spid="_x0000_s1028" fillcolor="#f4b6b2 [3209]" stroked="f" strokeweight="1pt" path="m,l,7865r14150,c14567,7865,14906,9400,14906,11299r,6867c14906,20065,15245,21600,15662,21600r5938,l21600,,,xe" o:gfxdata="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">
+                    <v:fill type="gradient" color2="#bd9dc0 [3208]" focus="100%"/>
                     <v:stroke miterlimit="4" joinstyle="miter"/>
-                    <v:path arrowok="t" o:extrusionok="f" o:connecttype="custom" o:connectlocs="3883025,715011;3883025,715011;3883025,715011;3883025,715011" o:connectangles="0,90,180,270"/>
+                    <v:path arrowok="t" o:connecttype="custom" o:connectlocs="3883025,715011;3883025,715011;3883025,715011;3883025,715011" o:connectangles="0,90,180,270" o:extrusionok="f"/>
                   </v:shape>
-                  <v:shape id="Shape" o:spid="_x0000_s1029" style="position:absolute;left:3683;width:73967;height:14287;visibility:visible;mso-wrap-style:square;v-text-anchor:middle" coordsize="21560,21600" o:gfxdata="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" path="m3769,2208v226,250,448,-499,496,-1670c4273,346,4276,173,4273,l3440,v-11,1037,126,1978,329,2208xm567,2496c412,1939,256,1363,101,806,30,557,-40,1114,27,1363v155,557,311,1133,466,1690c563,3283,637,2746,567,2496xm7056,2419v-96,845,-192,1690,-288,2535c6727,5318,6838,5664,6879,5299v96,-845,192,-1689,288,-2534c7208,2381,7097,2054,7056,2419xm5631,l6705,1651,6579,,5631,xm21071,2688v48,38,89,-134,97,-384c21168,2246,21168,2189,21164,2131v-33,-115,-70,-211,-107,-288c21027,1901,21005,2035,20997,2208v-7,230,26,442,74,480xm21108,3610v-3,192,19,364,56,384c21201,4013,21234,3878,21238,3706v4,-192,-19,-365,-56,-384c21145,3283,21112,3418,21108,3610xm20805,6067v-4,192,18,365,55,384c20897,6470,20931,6355,20934,6163v4,-192,-18,-365,-55,-384c20842,5760,20809,5894,20805,6067xm20931,3821v37,19,70,-96,74,-288c21008,3341,20986,3168,20949,3149v-37,-19,-70,96,-74,288c20868,3629,20894,3802,20931,3821xm20468,5837v4,-192,-19,-365,-56,-384c20375,5434,20342,5549,20338,5741v-3,192,19,365,56,384c20427,6163,20461,6029,20468,5837xm20490,11558v37,20,71,-96,74,-288c20568,11078,20542,10906,20509,10886v-37,-19,-71,96,-74,288c20427,11366,20453,11539,20490,11558xm8585,r170,192l8892,1920,9074,307,9433,173,9403,,8585,xm19565,7891v-4,192,18,365,55,384c19657,8294,19691,8179,19694,7987v4,-192,-22,-365,-55,-384c19605,7565,19572,7699,19565,7891xm10173,5549v-122,,-222,518,-222,1152c9951,7334,10051,7853,10173,7853v122,,222,-519,222,-1152c10395,6067,10295,5549,10173,5549xm19635,5261v-4,192,19,365,56,384c19728,5664,19757,5549,19765,5357v33,38,70,77,103,96c19865,5626,19890,5779,19924,5818v37,19,70,-116,74,-288c19998,5510,19998,5510,19998,5491v41,-19,81,-38,122,-77c20109,5472,20101,5530,20101,5606v-3,192,19,365,56,384c20194,6010,20227,5894,20231,5702v4,-172,-15,-326,-44,-364c20253,5242,20320,5107,20379,4915v4,,8,19,11,19c20438,4973,20479,4800,20486,4550v,-19,,-19,,-38c20553,4243,20605,3917,20649,3571v11,77,26,115,45,135c20731,3725,20764,3590,20768,3418v4,-192,-19,-365,-56,-384c20712,3034,20712,3034,20712,3034v15,-173,30,-346,41,-538c20757,2496,20760,2515,20768,2515v48,39,89,-134,96,-384c20871,1882,20838,1670,20790,1632v,,,,-4,c20797,1094,20790,557,20760,19r-1602,c19091,1248,19132,2630,19287,3725v93,672,219,1152,355,1440c19639,5184,19635,5222,19635,5261xm15752,3360v-122,,-222,518,-222,1152c15530,5146,15630,5664,15752,5664v122,,222,-518,222,-1152c15974,3878,15878,3360,15752,3360xm19739,6221v-48,-39,-89,134,-97,384c19635,6854,19668,7066,19717,7104v48,38,88,-134,96,-384c19816,6470,19783,6259,19739,6221xm20575,8256v-37,-19,-70,96,-74,288c20498,8736,20520,8909,20557,8928v37,19,70,-96,74,-288c20638,8448,20612,8275,20575,8256xm20723,7354v8,-250,-26,-461,-74,-500c20601,6816,20561,6989,20553,7238v-7,250,26,461,74,500c20675,7776,20716,7603,20723,7354xm20627,6298v37,19,70,-96,74,-288c20705,5818,20683,5645,20646,5626v-37,-20,-71,96,-74,288c20568,6106,20590,6278,20627,6298xm21305,5530v48,38,88,-135,96,-384c21408,4896,21375,4685,21327,4646v-48,-38,-89,135,-96,384c21227,5280,21260,5510,21305,5530xm21397,4147v37,19,70,-96,74,-288c21475,3667,21453,3494,21416,3475v-37,-19,-71,96,-74,288c21338,3955,21360,4128,21397,4147xm21356,2880v-14,-77,-29,-134,-44,-211c21319,2765,21334,2842,21356,2880xm20794,4723v7,-249,-26,-461,-74,-499c20672,4186,20631,4358,20623,4608v-7,250,26,461,74,499c20742,5146,20786,4973,20794,4723xm21023,4435v-48,-38,-89,135,-96,384c20920,5069,20953,5280,21001,5318v48,39,89,-134,96,-384c21105,4704,21071,4474,21023,4435xm20794,9082v37,19,70,-96,74,-288c20871,8602,20849,8429,20812,8410v-37,-20,-70,96,-74,288c20731,8890,20757,9062,20794,9082xm21038,6240v-4,192,22,365,56,384c21131,6643,21164,6528,21168,6336v3,-192,-19,-365,-56,-384c21075,5933,21045,6048,21038,6240xm21168,10790v48,39,88,-134,96,-384c21271,10157,21238,9946,21190,9907v-48,-38,-89,135,-96,384c21090,10541,21123,10771,21168,10790xm21027,9254v37,20,70,-96,74,-288c21105,8774,21082,8602,21045,8582v-37,-19,-70,96,-74,288c20964,9062,20990,9235,21027,9254xm21334,7795v8,-249,-26,-461,-74,-499c21212,7258,21171,7430,21164,7680v-7,250,26,461,74,499c21282,8198,21327,8026,21334,7795xm20864,10579v48,39,89,-134,96,-384c20968,9946,20934,9734,20886,9696v-48,-38,-89,134,-96,384c20783,10330,20816,10541,20864,10579xm21027,7565v7,-250,-26,-461,-74,-499c20905,7027,20864,7200,20857,7450v-8,249,26,460,74,499c20979,7987,21023,7814,21027,7565xm19857,8429v37,19,71,-96,74,-288c19935,7949,19913,7776,19876,7757v-37,-19,-71,96,-74,288c19794,8237,19820,8410,19857,8429xm20346,6643v-48,-38,-89,135,-96,384c20242,7277,20275,7488,20324,7526v48,39,88,-134,96,-384c20427,6912,20394,6682,20346,6643xm20820,12346v-48,-39,-89,134,-97,384c20716,12960,20746,13152,20786,13210v26,-20,52,-58,78,-96c20879,13037,20890,12941,20894,12845v3,-250,-30,-480,-74,-499xm21208,11366v-37,-19,-70,96,-74,288c21131,11846,21153,12019,21190,12038v37,20,70,-96,74,-288c21271,11578,21245,11405,21208,11366xm21034,12806v34,-76,63,-153,93,-249c21123,12557,21123,12557,21119,12557v-33,-39,-70,77,-85,249xm20512,12115v-48,-38,-88,135,-96,384c20409,12749,20442,12960,20490,12998v48,39,89,-134,96,-384c20594,12384,20561,12154,20512,12115xm20583,9485v-48,-39,-89,134,-97,384c20479,10118,20512,10330,20561,10368v48,38,88,-134,96,-384c20660,9754,20631,9523,20583,9485xm20797,11424v4,-192,-18,-365,-55,-384c20705,11021,20672,11136,20668,11328v-4,192,22,365,55,384c20760,11750,20794,11616,20797,11424xm20975,11213v-37,-19,-70,96,-74,288c20897,11693,20923,11866,20957,11885v37,19,70,-96,74,-288c21038,11405,21012,11232,20975,11213xm21279,8736v-37,-19,-71,96,-74,288c21201,9216,21223,9389,21260,9408v37,19,70,-96,74,-288c21338,8947,21316,8774,21279,8736xm21467,7872v-7,250,26,461,74,499c21545,8371,21553,8371,21556,8371r,-883c21512,7488,21475,7661,21467,7872xm21538,5242v-4,134,3,249,18,345l21556,5011v-11,77,-18,154,-18,231xm21508,6566v-4,173,19,327,52,384l21560,6298v-30,19,-48,134,-52,268xm21512,8909v-37,-19,-70,115,-74,288c21434,9389,21456,9562,21493,9581v26,19,48,-39,63,-154l21556,9043v-11,-57,-26,-115,-44,-134xm21345,6106v-37,-20,-70,96,-74,288c21268,6586,21293,6758,21327,6778v37,19,70,-96,74,-288c21408,6317,21382,6144,21345,6106xm21497,10138v-48,-39,-89,134,-96,384c21393,10771,21427,10982,21475,11021v4,,4,,7,c21512,10829,21534,10637,21560,10445r,-77c21545,10234,21523,10157,21497,10138xm19531,5184v4,-115,-7,-230,-22,-307c19494,5069,19480,5280,19465,5472v33,19,63,-115,66,-288xm20116,6931v8,-249,-26,-461,-74,-499c19994,6394,19953,6566,19946,6816v-7,250,26,461,74,499c20064,7334,20109,7181,20116,6931xm20046,9562v7,-250,-26,-461,-74,-500c19924,9024,19883,9197,19876,9446v-8,250,26,461,74,500c19998,9984,20039,9811,20046,9562xm19620,10733v4,-39,8,-77,8,-135c19631,10406,19609,10234,19572,10214v-4,,-11,,-15,c19576,10406,19598,10579,19620,10733xm19979,12192v8,-250,-26,-461,-74,-499c19872,11674,19839,11750,19824,11885v44,192,89,365,137,518c19968,12346,19976,12269,19979,12192xm19742,9350v8,-249,-25,-460,-74,-499c19620,8813,19580,8986,19572,9235v-7,250,26,461,74,499c19694,9754,19735,9600,19742,9350xm19787,11059v37,19,70,-96,74,-288c19865,10579,19839,10406,19805,10387v-37,-19,-70,96,-74,288c19728,10867,19754,11040,19787,11059xm20342,8083v-37,-19,-70,96,-74,288c20264,8563,20287,8736,20324,8755v37,19,70,-96,74,-288c20401,8275,20379,8122,20342,8083xm19420,6490v-3,134,-7,268,-7,403c19457,6912,19502,6758,19509,6509v8,-231,-26,-461,-70,-499c19428,6163,19424,6317,19420,6490xm20209,11904v-48,-38,-89,134,-96,384c20105,12538,20139,12749,20187,12787v48,39,88,-134,96,-384c20290,12173,20257,11942,20209,11904xm20272,10714v-37,-20,-71,96,-74,288c20194,11194,20216,11366,20253,11386v37,19,71,-116,74,-288c20335,10906,20309,10752,20272,10714xm20279,9274v-48,-39,-89,134,-96,384c20176,9907,20209,10118,20257,10157v48,38,89,-135,96,-384c20357,9542,20324,9312,20279,9274xm20164,8314v4,-192,-22,-365,-55,-384c20072,7910,20039,8026,20035,8218v-4,192,18,364,55,384c20127,8621,20161,8486,20164,8314xm19409,7430v,212,4,442,11,653c19443,8045,19461,7949,19465,7814v3,-172,-22,-345,-56,-384xm20020,21350v-155,-556,-311,-1132,-466,-1689c19483,19411,19413,19968,19480,20218v129,460,255,921,385,1382l20050,21600v,-96,-11,-173,-30,-250xm20039,10560v-37,-19,-71,115,-74,288c19961,11040,19983,11213,20020,11232v37,19,70,-96,74,-288c20101,10752,20076,10579,20039,10560xe" fillcolor="#fadb6f [3207]" stroked="f" strokeweight="1pt">
+                  <v:shape id="Shape" style="position:absolute;left:3683;width:73967;height:14287;visibility:visible;mso-wrap-style:square;v-text-anchor:middle" coordsize="21560,21600" o:spid="_x0000_s1029" fillcolor="#fadb6f [3207]" stroked="f" strokeweight="1pt" path="m3769,2208v226,250,448,-499,496,-1670c4273,346,4276,173,4273,l3440,v-11,1037,126,1978,329,2208xm567,2496c412,1939,256,1363,101,806,30,557,-40,1114,27,1363v155,557,311,1133,466,1690c563,3283,637,2746,567,2496xm7056,2419v-96,845,-192,1690,-288,2535c6727,5318,6838,5664,6879,5299v96,-845,192,-1689,288,-2534c7208,2381,7097,2054,7056,2419xm5631,l6705,1651,6579,,5631,xm21071,2688v48,38,89,-134,97,-384c21168,2246,21168,2189,21164,2131v-33,-115,-70,-211,-107,-288c21027,1901,21005,2035,20997,2208v-7,230,26,442,74,480xm21108,3610v-3,192,19,364,56,384c21201,4013,21234,3878,21238,3706v4,-192,-19,-365,-56,-384c21145,3283,21112,3418,21108,3610xm20805,6067v-4,192,18,365,55,384c20897,6470,20931,6355,20934,6163v4,-192,-18,-365,-55,-384c20842,5760,20809,5894,20805,6067xm20931,3821v37,19,70,-96,74,-288c21008,3341,20986,3168,20949,3149v-37,-19,-70,96,-74,288c20868,3629,20894,3802,20931,3821xm20468,5837v4,-192,-19,-365,-56,-384c20375,5434,20342,5549,20338,5741v-3,192,19,365,56,384c20427,6163,20461,6029,20468,5837xm20490,11558v37,20,71,-96,74,-288c20568,11078,20542,10906,20509,10886v-37,-19,-71,96,-74,288c20427,11366,20453,11539,20490,11558xm8585,r170,192l8892,1920,9074,307,9433,173,9403,,8585,xm19565,7891v-4,192,18,365,55,384c19657,8294,19691,8179,19694,7987v4,-192,-22,-365,-55,-384c19605,7565,19572,7699,19565,7891xm10173,5549v-122,,-222,518,-222,1152c9951,7334,10051,7853,10173,7853v122,,222,-519,222,-1152c10395,6067,10295,5549,10173,5549xm19635,5261v-4,192,19,365,56,384c19728,5664,19757,5549,19765,5357v33,38,70,77,103,96c19865,5626,19890,5779,19924,5818v37,19,70,-116,74,-288c19998,5510,19998,5510,19998,5491v41,-19,81,-38,122,-77c20109,5472,20101,5530,20101,5606v-3,192,19,365,56,384c20194,6010,20227,5894,20231,5702v4,-172,-15,-326,-44,-364c20253,5242,20320,5107,20379,4915v4,,8,19,11,19c20438,4973,20479,4800,20486,4550v,-19,,-19,,-38c20553,4243,20605,3917,20649,3571v11,77,26,115,45,135c20731,3725,20764,3590,20768,3418v4,-192,-19,-365,-56,-384c20712,3034,20712,3034,20712,3034v15,-173,30,-346,41,-538c20757,2496,20760,2515,20768,2515v48,39,89,-134,96,-384c20871,1882,20838,1670,20790,1632v,,,,-4,c20797,1094,20790,557,20760,19r-1602,c19091,1248,19132,2630,19287,3725v93,672,219,1152,355,1440c19639,5184,19635,5222,19635,5261xm15752,3360v-122,,-222,518,-222,1152c15530,5146,15630,5664,15752,5664v122,,222,-518,222,-1152c15974,3878,15878,3360,15752,3360xm19739,6221v-48,-39,-89,134,-97,384c19635,6854,19668,7066,19717,7104v48,38,88,-134,96,-384c19816,6470,19783,6259,19739,6221xm20575,8256v-37,-19,-70,96,-74,288c20498,8736,20520,8909,20557,8928v37,19,70,-96,74,-288c20638,8448,20612,8275,20575,8256xm20723,7354v8,-250,-26,-461,-74,-500c20601,6816,20561,6989,20553,7238v-7,250,26,461,74,500c20675,7776,20716,7603,20723,7354xm20627,6298v37,19,70,-96,74,-288c20705,5818,20683,5645,20646,5626v-37,-20,-71,96,-74,288c20568,6106,20590,6278,20627,6298xm21305,5530v48,38,88,-135,96,-384c21408,4896,21375,4685,21327,4646v-48,-38,-89,135,-96,384c21227,5280,21260,5510,21305,5530xm21397,4147v37,19,70,-96,74,-288c21475,3667,21453,3494,21416,3475v-37,-19,-71,96,-74,288c21338,3955,21360,4128,21397,4147xm21356,2880v-14,-77,-29,-134,-44,-211c21319,2765,21334,2842,21356,2880xm20794,4723v7,-249,-26,-461,-74,-499c20672,4186,20631,4358,20623,4608v-7,250,26,461,74,499c20742,5146,20786,4973,20794,4723xm21023,4435v-48,-38,-89,135,-96,384c20920,5069,20953,5280,21001,5318v48,39,89,-134,96,-384c21105,4704,21071,4474,21023,4435xm20794,9082v37,19,70,-96,74,-288c20871,8602,20849,8429,20812,8410v-37,-20,-70,96,-74,288c20731,8890,20757,9062,20794,9082xm21038,6240v-4,192,22,365,56,384c21131,6643,21164,6528,21168,6336v3,-192,-19,-365,-56,-384c21075,5933,21045,6048,21038,6240xm21168,10790v48,39,88,-134,96,-384c21271,10157,21238,9946,21190,9907v-48,-38,-89,135,-96,384c21090,10541,21123,10771,21168,10790xm21027,9254v37,20,70,-96,74,-288c21105,8774,21082,8602,21045,8582v-37,-19,-70,96,-74,288c20964,9062,20990,9235,21027,9254xm21334,7795v8,-249,-26,-461,-74,-499c21212,7258,21171,7430,21164,7680v-7,250,26,461,74,499c21282,8198,21327,8026,21334,7795xm20864,10579v48,39,89,-134,96,-384c20968,9946,20934,9734,20886,9696v-48,-38,-89,134,-96,384c20783,10330,20816,10541,20864,10579xm21027,7565v7,-250,-26,-461,-74,-499c20905,7027,20864,7200,20857,7450v-8,249,26,460,74,499c20979,7987,21023,7814,21027,7565xm19857,8429v37,19,71,-96,74,-288c19935,7949,19913,7776,19876,7757v-37,-19,-71,96,-74,288c19794,8237,19820,8410,19857,8429xm20346,6643v-48,-38,-89,135,-96,384c20242,7277,20275,7488,20324,7526v48,39,88,-134,96,-384c20427,6912,20394,6682,20346,6643xm20820,12346v-48,-39,-89,134,-97,384c20716,12960,20746,13152,20786,13210v26,-20,52,-58,78,-96c20879,13037,20890,12941,20894,12845v3,-250,-30,-480,-74,-499xm21208,11366v-37,-19,-70,96,-74,288c21131,11846,21153,12019,21190,12038v37,20,70,-96,74,-288c21271,11578,21245,11405,21208,11366xm21034,12806v34,-76,63,-153,93,-249c21123,12557,21123,12557,21119,12557v-33,-39,-70,77,-85,249xm20512,12115v-48,-38,-88,135,-96,384c20409,12749,20442,12960,20490,12998v48,39,89,-134,96,-384c20594,12384,20561,12154,20512,12115xm20583,9485v-48,-39,-89,134,-97,384c20479,10118,20512,10330,20561,10368v48,38,88,-134,96,-384c20660,9754,20631,9523,20583,9485xm20797,11424v4,-192,-18,-365,-55,-384c20705,11021,20672,11136,20668,11328v-4,192,22,365,55,384c20760,11750,20794,11616,20797,11424xm20975,11213v-37,-19,-70,96,-74,288c20897,11693,20923,11866,20957,11885v37,19,70,-96,74,-288c21038,11405,21012,11232,20975,11213xm21279,8736v-37,-19,-71,96,-74,288c21201,9216,21223,9389,21260,9408v37,19,70,-96,74,-288c21338,8947,21316,8774,21279,8736xm21467,7872v-7,250,26,461,74,499c21545,8371,21553,8371,21556,8371r,-883c21512,7488,21475,7661,21467,7872xm21538,5242v-4,134,3,249,18,345l21556,5011v-11,77,-18,154,-18,231xm21508,6566v-4,173,19,327,52,384l21560,6298v-30,19,-48,134,-52,268xm21512,8909v-37,-19,-70,115,-74,288c21434,9389,21456,9562,21493,9581v26,19,48,-39,63,-154l21556,9043v-11,-57,-26,-115,-44,-134xm21345,6106v-37,-20,-70,96,-74,288c21268,6586,21293,6758,21327,6778v37,19,70,-96,74,-288c21408,6317,21382,6144,21345,6106xm21497,10138v-48,-39,-89,134,-96,384c21393,10771,21427,10982,21475,11021v4,,4,,7,c21512,10829,21534,10637,21560,10445r,-77c21545,10234,21523,10157,21497,10138xm19531,5184v4,-115,-7,-230,-22,-307c19494,5069,19480,5280,19465,5472v33,19,63,-115,66,-288xm20116,6931v8,-249,-26,-461,-74,-499c19994,6394,19953,6566,19946,6816v-7,250,26,461,74,499c20064,7334,20109,7181,20116,6931xm20046,9562v7,-250,-26,-461,-74,-500c19924,9024,19883,9197,19876,9446v-8,250,26,461,74,500c19998,9984,20039,9811,20046,9562xm19620,10733v4,-39,8,-77,8,-135c19631,10406,19609,10234,19572,10214v-4,,-11,,-15,c19576,10406,19598,10579,19620,10733xm19979,12192v8,-250,-26,-461,-74,-499c19872,11674,19839,11750,19824,11885v44,192,89,365,137,518c19968,12346,19976,12269,19979,12192xm19742,9350v8,-249,-25,-460,-74,-499c19620,8813,19580,8986,19572,9235v-7,250,26,461,74,499c19694,9754,19735,9600,19742,9350xm19787,11059v37,19,70,-96,74,-288c19865,10579,19839,10406,19805,10387v-37,-19,-70,96,-74,288c19728,10867,19754,11040,19787,11059xm20342,8083v-37,-19,-70,96,-74,288c20264,8563,20287,8736,20324,8755v37,19,70,-96,74,-288c20401,8275,20379,8122,20342,8083xm19420,6490v-3,134,-7,268,-7,403c19457,6912,19502,6758,19509,6509v8,-231,-26,-461,-70,-499c19428,6163,19424,6317,19420,6490xm20209,11904v-48,-38,-89,134,-96,384c20105,12538,20139,12749,20187,12787v48,39,88,-134,96,-384c20290,12173,20257,11942,20209,11904xm20272,10714v-37,-20,-71,96,-74,288c20194,11194,20216,11366,20253,11386v37,19,71,-116,74,-288c20335,10906,20309,10752,20272,10714xm20279,9274v-48,-39,-89,134,-96,384c20176,9907,20209,10118,20257,10157v48,38,89,-135,96,-384c20357,9542,20324,9312,20279,9274xm20164,8314v4,-192,-22,-365,-55,-384c20072,7910,20039,8026,20035,8218v-4,192,18,364,55,384c20127,8621,20161,8486,20164,8314xm19409,7430v,212,4,442,11,653c19443,8045,19461,7949,19465,7814v3,-172,-22,-345,-56,-384xm20020,21350v-155,-556,-311,-1132,-466,-1689c19483,19411,19413,19968,19480,20218v129,460,255,921,385,1382l20050,21600v,-96,-11,-173,-30,-250xm20039,10560v-37,-19,-71,115,-74,288c19961,11040,19983,11213,20020,11232v37,19,70,-96,74,-288c20101,10752,20076,10579,20039,10560xe" o:gfxdata="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">
                     <v:stroke miterlimit="4" joinstyle="miter"/>
-                    <v:path arrowok="t" o:extrusionok="f" o:connecttype="custom" o:connectlocs="3698387,714375;3698387,714375;3698387,714375;3698387,714375" o:connectangles="0,90,180,270"/>
+                    <v:path arrowok="t" o:connecttype="custom" o:connectlocs="3698387,714375;3698387,714375;3698387,714375;3698387,714375" o:connectangles="0,90,180,270" o:extrusionok="f"/>
                   </v:shape>
-                  <v:shape id="Shape" o:spid="_x0000_s1030" style="position:absolute;left:2793;width:57303;height:14300;visibility:visible;mso-wrap-style:square;v-text-anchor:middle" coordsize="21600,21600" o:gfxdata="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" path="m5510,v-38,153,-67,364,-81,595c5395,1266,5501,1918,5663,2053v168,134,331,-288,364,-940c6051,691,6018,288,5951,l5510,xm21131,6772v230,,416,-749,416,-1669c21547,4182,21361,3434,21131,3434v-230,,-417,748,-417,1669c20714,6023,20901,6772,21131,6772xm412,5947c273,6580,139,7213,,7846r220,c326,7366,431,6867,536,6388,613,6062,484,5621,412,5947xm13912,5621v-230,,-417,748,-417,1669c13495,7481,13505,7673,13519,7865r780,c14314,7692,14323,7501,14323,7290v10,-921,-177,-1669,-411,-1669xm15037,r-163,2877l16344,2705,15788,r-751,xm21600,19586r-426,748l20777,19356r47,1860l20714,21600r819,l21495,21408r105,-1822xe" fillcolor="#11cac4 [3206]" stroked="f" strokeweight="1pt">
+                  <v:shape id="Shape" style="position:absolute;left:2793;width:57303;height:14300;visibility:visible;mso-wrap-style:square;v-text-anchor:middle" coordsize="21600,21600" o:spid="_x0000_s1030" fillcolor="#11cac4 [3206]" stroked="f" strokeweight="1pt" path="m5510,v-38,153,-67,364,-81,595c5395,1266,5501,1918,5663,2053v168,134,331,-288,364,-940c6051,691,6018,288,5951,l5510,xm21131,6772v230,,416,-749,416,-1669c21547,4182,21361,3434,21131,3434v-230,,-417,748,-417,1669c20714,6023,20901,6772,21131,6772xm412,5947c273,6580,139,7213,,7846r220,c326,7366,431,6867,536,6388,613,6062,484,5621,412,5947xm13912,5621v-230,,-417,748,-417,1669c13495,7481,13505,7673,13519,7865r780,c14314,7692,14323,7501,14323,7290v10,-921,-177,-1669,-411,-1669xm15037,r-163,2877l16344,2705,15788,r-751,xm21600,19586r-426,748l20777,19356r47,1860l20714,21600r819,l21495,21408r105,-1822xe" o:gfxdata="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">
                     <v:stroke miterlimit="4" joinstyle="miter"/>
-                    <v:path arrowok="t" o:extrusionok="f" o:connecttype="custom" o:connectlocs="2865121,715011;2865121,715011;2865121,715011;2865121,715011" o:connectangles="0,90,180,270"/>
+                    <v:path arrowok="t" o:connecttype="custom" o:connectlocs="2865121,715011;2865121,715011;2865121,715011;2865121,715011" o:connectangles="0,90,180,270" o:extrusionok="f"/>
                   </v:shape>
-                  <v:shape id="Shape" o:spid="_x0000_s1031" style="position:absolute;left:31115;top:889;width:36017;height:10007;visibility:visible;mso-wrap-style:square;v-text-anchor:middle" coordsize="21600,21600" o:gfxdata="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" path="m13839,5756v38,-137,53,-356,46,-548c13786,5071,13687,4961,13580,4879v-61,247,-61,631,8,877c13664,6003,13770,6003,13839,5756xm13153,7401v69,247,183,247,252,-27c13473,7127,13473,6716,13397,6469v-68,-247,-183,-247,-251,27c13085,6771,13085,7154,13153,7401xm13831,7620v-53,-192,-137,-192,-190,c13588,7812,13588,8114,13641,8306v53,191,137,191,190,c13885,8114,13885,7812,13831,7620xm13725,13459v53,192,137,192,190,c13968,13267,13968,12965,13915,12774v-53,-192,-137,-192,-190,c13671,12965,13671,13267,13725,13459xm12613,4852v-38,27,-76,55,-122,82c12537,4961,12575,4934,12613,4852xm12392,7511v-53,-192,-137,-192,-191,27c12148,7730,12148,8031,12201,8223v54,192,138,192,191,c12453,8004,12453,7703,12392,7511xm1584,6030l906,7099,274,5702r76,2658l,9429r1599,l1409,8662,1584,6030xm13915,10032v69,247,183,247,251,-27c14235,9758,14235,9347,14159,9101v-69,-247,-183,-247,-252,27c13839,9402,13847,9786,13915,10032xm13070,5674v53,-192,53,-493,,-685c13016,4797,12933,4797,12879,4989v-53,192,-53,493,,685c12933,5866,13024,5866,13070,5674xm12201,6387v69,-247,69,-658,-7,-905c12179,5427,12156,5373,12133,5345v-76,110,-152,247,-229,411c11882,5976,11897,6222,11950,6414v76,247,190,220,251,-27xm14928,9676v53,-192,53,-493,,-685c14875,8799,14791,8799,14738,8991v-54,192,-54,493,,685c14791,9868,14875,9868,14928,9676xm14166,7045v54,-192,54,-494,,-686c14113,6168,14029,6168,13976,6359v-53,192,-53,494,,686c14029,7237,14113,7237,14166,7045xm14479,13377v-69,-247,-183,-247,-252,27c14159,13651,14159,14062,14235,14309v69,246,183,246,251,-28c14547,14035,14547,13623,14479,13377xm15355,11019v,,7,-27,7,-27c15339,10636,15301,10307,15263,9978v-61,-55,-122,,-167,164c15027,10389,15027,10800,15103,11047v76,219,191,219,252,-28xm14669,12664v69,247,183,247,251,-27c14989,12390,14989,11979,14913,11732v-69,-247,-183,-247,-252,27c14601,12006,14601,12417,14669,12664xm14144,16666v-54,192,-54,493,,685c14197,17543,14281,17543,14334,17351v53,-192,53,-493,,-685c14281,16474,14197,16474,14144,16666xm14601,8388v68,-247,68,-658,-8,-905c14524,7237,14410,7237,14342,7511v-69,246,-69,658,7,904c14418,8635,14532,8635,14601,8388xm14060,11513v-54,192,-54,493,,685c14113,12390,14197,12390,14250,12198v54,-192,54,-493,,-685c14197,11321,14113,11321,14060,11513xm14585,10252v-53,-192,-137,-192,-190,c14342,10444,14342,10745,14395,10937v53,192,137,192,190,c14639,10745,14639,10444,14585,10252xm11866,8772v,,,,,c11828,8525,11790,8306,11744,8086v8,-27,16,-27,23,-55c11836,7785,11836,7374,11760,7127v-69,-247,-183,-247,-252,27c11508,7154,11508,7154,11508,7154,11204,6168,10800,5564,10358,5564v-716,,-1333,1590,-1584,3838l11836,9402v76,,145,27,221,55c12057,9457,12057,9457,12057,9457v53,-192,53,-494,,-685c12003,8580,11920,8580,11866,8772xm14677,16090v53,-192,53,-493,,-685c14623,15213,14540,15213,14486,15405v-53,192,-53,493,,685c14540,16282,14623,16282,14677,16090xm14547,17680v-68,247,-68,658,8,905c14623,18831,14738,18831,14806,18557v69,-246,69,-658,-7,-904c14730,17406,14616,17434,14547,17680xm14113,19325v-68,247,-68,658,8,904c14189,20476,14304,20476,14372,20202v69,-247,69,-658,-8,-905c14288,19051,14174,19051,14113,19325xm15012,14144v-53,-192,-137,-192,-191,28c14768,14363,14768,14665,14821,14857v54,192,138,192,191,c15065,14638,15065,14309,15012,14144xm14037,15021v-69,-246,-183,-246,-251,28c13717,15295,13717,15707,13793,15953v69,247,183,247,252,-27c14113,15679,14105,15268,14037,15021xm15400,15131v16,-247,31,-521,38,-768c15438,14363,15431,14391,15431,14391v-61,219,-69,521,-31,740xm12331,9649v76,82,145,164,213,274c12537,9868,12529,9841,12514,9786v-46,-192,-122,-247,-183,-137xm13808,17927v-53,192,-53,493,,685c13862,18804,13946,18804,13999,18612v53,-192,53,-493,,-685c13946,17735,13862,17735,13808,17927xm14989,16036v-69,246,-69,657,8,904c15058,17159,15157,17159,15225,16968v23,-165,46,-357,69,-549c15294,16282,15271,16118,15240,16008v-76,-219,-182,-219,-251,28xm15347,12883v-53,-192,-137,-192,-190,c15103,13075,15103,13377,15157,13569v53,191,137,191,190,c15400,13377,15400,13048,15347,12883xm21113,2933l21288,329r-678,1069l19978,r76,2659l19483,4386r723,575l20488,7428r373,-2302l21600,4934,21113,2933xm12955,8141v-68,-247,-182,-247,-251,28c12636,8415,12636,8826,12712,9073v68,247,183,247,251,-27c13032,8772,13032,8360,12955,8141xm12963,10142v-38,165,-46,384,-23,548c12971,10773,12994,10855,13024,10937v46,55,99,,137,-137c13214,10608,13214,10307,13161,10115v-61,-165,-145,-165,-198,27xm12735,6250v-54,-192,-138,-192,-191,c12491,6442,12491,6743,12544,6935v53,192,137,192,191,c12788,6743,12788,6442,12735,6250xm13489,8881v-54,-192,-138,-192,-191,c13245,9073,13245,9375,13298,9566v53,192,137,192,191,c13550,9375,13542,9073,13489,8881xm13671,20942v-45,192,-61,439,-38,658c13748,21490,13854,21381,13968,21216v-7,-109,-22,-219,-45,-301c13847,20695,13740,20695,13671,20942xm13664,19160v-54,-191,-137,-191,-191,28c13473,19188,13473,19188,13473,19188r,658c13473,19846,13473,19846,13481,19873v53,192,137,192,190,-27c13717,19654,13717,19352,13664,19160xm13473,16502r,1260c13519,17762,13572,17708,13610,17571v69,-247,69,-658,-7,-905c13565,16529,13519,16474,13473,16502xm13725,11650v68,-247,68,-658,-8,-905c13649,10498,13534,10498,13466,10773v-69,246,-69,657,7,904c13542,11924,13656,11896,13725,11650xm13473,14857v38,,84,-28,107,-137c13633,14528,13633,14226,13580,14035v-30,-110,-76,-138,-114,-138c13473,14035,13473,14172,13473,14309r,548xe" fillcolor="#b28ee6 [3205]" stroked="f" strokeweight="1pt">
+                  <v:shape id="Shape" style="position:absolute;left:31115;top:889;width:36017;height:10007;visibility:visible;mso-wrap-style:square;v-text-anchor:middle" coordsize="21600,21600" o:spid="_x0000_s1031" fillcolor="#b28ee6 [3205]" stroked="f" strokeweight="1pt" path="m13839,5756v38,-137,53,-356,46,-548c13786,5071,13687,4961,13580,4879v-61,247,-61,631,8,877c13664,6003,13770,6003,13839,5756xm13153,7401v69,247,183,247,252,-27c13473,7127,13473,6716,13397,6469v-68,-247,-183,-247,-251,27c13085,6771,13085,7154,13153,7401xm13831,7620v-53,-192,-137,-192,-190,c13588,7812,13588,8114,13641,8306v53,191,137,191,190,c13885,8114,13885,7812,13831,7620xm13725,13459v53,192,137,192,190,c13968,13267,13968,12965,13915,12774v-53,-192,-137,-192,-190,c13671,12965,13671,13267,13725,13459xm12613,4852v-38,27,-76,55,-122,82c12537,4961,12575,4934,12613,4852xm12392,7511v-53,-192,-137,-192,-191,27c12148,7730,12148,8031,12201,8223v54,192,138,192,191,c12453,8004,12453,7703,12392,7511xm1584,6030l906,7099,274,5702r76,2658l,9429r1599,l1409,8662,1584,6030xm13915,10032v69,247,183,247,251,-27c14235,9758,14235,9347,14159,9101v-69,-247,-183,-247,-252,27c13839,9402,13847,9786,13915,10032xm13070,5674v53,-192,53,-493,,-685c13016,4797,12933,4797,12879,4989v-53,192,-53,493,,685c12933,5866,13024,5866,13070,5674xm12201,6387v69,-247,69,-658,-7,-905c12179,5427,12156,5373,12133,5345v-76,110,-152,247,-229,411c11882,5976,11897,6222,11950,6414v76,247,190,220,251,-27xm14928,9676v53,-192,53,-493,,-685c14875,8799,14791,8799,14738,8991v-54,192,-54,493,,685c14791,9868,14875,9868,14928,9676xm14166,7045v54,-192,54,-494,,-686c14113,6168,14029,6168,13976,6359v-53,192,-53,494,,686c14029,7237,14113,7237,14166,7045xm14479,13377v-69,-247,-183,-247,-252,27c14159,13651,14159,14062,14235,14309v69,246,183,246,251,-28c14547,14035,14547,13623,14479,13377xm15355,11019v,,7,-27,7,-27c15339,10636,15301,10307,15263,9978v-61,-55,-122,,-167,164c15027,10389,15027,10800,15103,11047v76,219,191,219,252,-28xm14669,12664v69,247,183,247,251,-27c14989,12390,14989,11979,14913,11732v-69,-247,-183,-247,-252,27c14601,12006,14601,12417,14669,12664xm14144,16666v-54,192,-54,493,,685c14197,17543,14281,17543,14334,17351v53,-192,53,-493,,-685c14281,16474,14197,16474,14144,16666xm14601,8388v68,-247,68,-658,-8,-905c14524,7237,14410,7237,14342,7511v-69,246,-69,658,7,904c14418,8635,14532,8635,14601,8388xm14060,11513v-54,192,-54,493,,685c14113,12390,14197,12390,14250,12198v54,-192,54,-493,,-685c14197,11321,14113,11321,14060,11513xm14585,10252v-53,-192,-137,-192,-190,c14342,10444,14342,10745,14395,10937v53,192,137,192,190,c14639,10745,14639,10444,14585,10252xm11866,8772v,,,,,c11828,8525,11790,8306,11744,8086v8,-27,16,-27,23,-55c11836,7785,11836,7374,11760,7127v-69,-247,-183,-247,-252,27c11508,7154,11508,7154,11508,7154,11204,6168,10800,5564,10358,5564v-716,,-1333,1590,-1584,3838l11836,9402v76,,145,27,221,55c12057,9457,12057,9457,12057,9457v53,-192,53,-494,,-685c12003,8580,11920,8580,11866,8772xm14677,16090v53,-192,53,-493,,-685c14623,15213,14540,15213,14486,15405v-53,192,-53,493,,685c14540,16282,14623,16282,14677,16090xm14547,17680v-68,247,-68,658,8,905c14623,18831,14738,18831,14806,18557v69,-246,69,-658,-7,-904c14730,17406,14616,17434,14547,17680xm14113,19325v-68,247,-68,658,8,904c14189,20476,14304,20476,14372,20202v69,-247,69,-658,-8,-905c14288,19051,14174,19051,14113,19325xm15012,14144v-53,-192,-137,-192,-191,28c14768,14363,14768,14665,14821,14857v54,192,138,192,191,c15065,14638,15065,14309,15012,14144xm14037,15021v-69,-246,-183,-246,-251,28c13717,15295,13717,15707,13793,15953v69,247,183,247,252,-27c14113,15679,14105,15268,14037,15021xm15400,15131v16,-247,31,-521,38,-768c15438,14363,15431,14391,15431,14391v-61,219,-69,521,-31,740xm12331,9649v76,82,145,164,213,274c12537,9868,12529,9841,12514,9786v-46,-192,-122,-247,-183,-137xm13808,17927v-53,192,-53,493,,685c13862,18804,13946,18804,13999,18612v53,-192,53,-493,,-685c13946,17735,13862,17735,13808,17927xm14989,16036v-69,246,-69,657,8,904c15058,17159,15157,17159,15225,16968v23,-165,46,-357,69,-549c15294,16282,15271,16118,15240,16008v-76,-219,-182,-219,-251,28xm15347,12883v-53,-192,-137,-192,-190,c15103,13075,15103,13377,15157,13569v53,191,137,191,190,c15400,13377,15400,13048,15347,12883xm21113,2933l21288,329r-678,1069l19978,r76,2659l19483,4386r723,575l20488,7428r373,-2302l21600,4934,21113,2933xm12955,8141v-68,-247,-182,-247,-251,28c12636,8415,12636,8826,12712,9073v68,247,183,247,251,-27c13032,8772,13032,8360,12955,8141xm12963,10142v-38,165,-46,384,-23,548c12971,10773,12994,10855,13024,10937v46,55,99,,137,-137c13214,10608,13214,10307,13161,10115v-61,-165,-145,-165,-198,27xm12735,6250v-54,-192,-138,-192,-191,c12491,6442,12491,6743,12544,6935v53,192,137,192,191,c12788,6743,12788,6442,12735,6250xm13489,8881v-54,-192,-138,-192,-191,c13245,9073,13245,9375,13298,9566v53,192,137,192,191,c13550,9375,13542,9073,13489,8881xm13671,20942v-45,192,-61,439,-38,658c13748,21490,13854,21381,13968,21216v-7,-109,-22,-219,-45,-301c13847,20695,13740,20695,13671,20942xm13664,19160v-54,-191,-137,-191,-191,28c13473,19188,13473,19188,13473,19188r,658c13473,19846,13473,19846,13481,19873v53,192,137,192,190,-27c13717,19654,13717,19352,13664,19160xm13473,16502r,1260c13519,17762,13572,17708,13610,17571v69,-247,69,-658,-7,-905c13565,16529,13519,16474,13473,16502xm13725,11650v68,-247,68,-658,-8,-905c13649,10498,13534,10498,13466,10773v-69,246,-69,657,7,904c13542,11924,13656,11896,13725,11650xm13473,14857v38,,84,-28,107,-137c13633,14528,13633,14226,13580,14035v-30,-110,-76,-138,-114,-138c13473,14035,13473,14172,13473,14309r,548xe" o:gfxdata="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">
                     <v:stroke miterlimit="4" joinstyle="miter"/>
-                    <v:path arrowok="t" o:extrusionok="f" o:connecttype="custom" o:connectlocs="1800861,500380;1800861,500380;1800861,500380;1800861,500380" o:connectangles="0,90,180,270"/>
+                    <v:path arrowok="t" o:connecttype="custom" o:connectlocs="1800861,500380;1800861,500380;1800861,500380;1800861,500380" o:connectangles="0,90,180,270" o:extrusionok="f"/>
                   </v:shape>
-                  <v:shape id="Shape" o:spid="_x0000_s1032" style="position:absolute;left:9525;width:59088;height:10193;visibility:visible;mso-wrap-style:square;v-text-anchor:middle" coordsize="21566,21092" o:gfxdata="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" path="m1099,4441l686,5466,301,4126r47,2548l,8330r440,552l575,10774r88,l839,9066r450,-184l987,6964,1099,4441xm4084,10747r801,l5414,7831,4000,6727r84,4020xm21262,14794v-75,2812,-482,4678,-988,4494c19774,19104,19449,16371,19482,13691v14,-1130,-297,-1314,-311,-184c19125,17317,19570,20470,20237,21022v668,578,1233,-2496,1326,-6044c21600,13848,21289,13664,21262,14794xm15917,2365c15723,1603,15528,815,15333,53,15324,26,15319,,15310,r-46,c15208,105,15176,578,15241,815v194,762,389,1550,584,2312c15913,3442,16001,2707,15917,2365xe" fillcolor="#5e5ead [3204]" stroked="f" strokeweight="1pt">
+                  <v:shape id="Shape" style="position:absolute;left:9525;width:59088;height:10193;visibility:visible;mso-wrap-style:square;v-text-anchor:middle" coordsize="21566,21092" o:spid="_x0000_s1032" fillcolor="#5e5ead [3204]" stroked="f" strokeweight="1pt" path="m1099,4441l686,5466,301,4126r47,2548l,8330r440,552l575,10774r88,l839,9066r450,-184l987,6964,1099,4441xm4084,10747r801,l5414,7831,4000,6727r84,4020xm21262,14794v-75,2812,-482,4678,-988,4494c19774,19104,19449,16371,19482,13691v14,-1130,-297,-1314,-311,-184c19125,17317,19570,20470,20237,21022v668,578,1233,-2496,1326,-6044c21600,13848,21289,13664,21262,14794xm15917,2365c15723,1603,15528,815,15333,53,15324,26,15319,,15310,r-46,c15208,105,15176,578,15241,815v194,762,389,1550,584,2312c15913,3442,16001,2707,15917,2365xe" o:gfxdata="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">
                     <v:stroke miterlimit="4" joinstyle="miter"/>
-                    <v:path arrowok="t" o:extrusionok="f" o:connecttype="custom" o:connectlocs="2954441,509700;2954441,509700;2954441,509700;2954441,509700" o:connectangles="0,90,180,270"/>
+                    <v:path arrowok="t" o:connecttype="custom" o:connectlocs="2954441,509700;2954441,509700;2954441,509700;2954441,509700" o:connectangles="0,90,180,270" o:extrusionok="f"/>
                   </v:shape>
                 </v:group>
-                <v:rect id="Rectangle 54" o:spid="_x0000_s1033" style="position:absolute;top:97726;width:77874;height:2794;visibility:visible;mso-wrap-style:square;v-text-anchor:top" o:gfxdata="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" fillcolor="#f4b6b2 [3209]" stroked="f">
-                  <v:fill color2="#bd9dc0 [3208]" focus="100%" type="gradient">
+                <v:rect id="Rectangle 54" style="position:absolute;top:97726;width:77874;height:2794;visibility:visible;mso-wrap-style:square;v-text-anchor:top" o:spid="_x0000_s1033" fillcolor="#f4b6b2 [3209]" stroked="f" o:gfxdata="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">
+                  <v:fill type="gradient" color2="#bd9dc0 [3208]" focus="100%">
                     <o:fill v:ext="view" type="gradientUnscaled"/>
                   </v:fill>
                   <v:textbox inset="0,0,0,0">
@@ -3516,13 +3516,13 @@
                     </w:txbxContent>
                   </v:textbox>
                 </v:rect>
-                <v:shape id="Freeform 3" o:spid="_x0000_s1034" style="position:absolute;top:96964;width:25888;height:127;visibility:visible;mso-wrap-style:square;v-text-anchor:top" coordsize="4077,20" o:gfxdata="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" path="m,l4076,e" filled="f" strokecolor="#bd9dc0 [3208]" strokeweight="1.47494mm">
+                <v:shape id="Freeform 3" style="position:absolute;top:96964;width:25888;height:127;visibility:visible;mso-wrap-style:square;v-text-anchor:top" coordsize="4077,20" o:spid="_x0000_s1034" filled="f" strokecolor="#bd9dc0 [3208]" strokeweight="1.47494mm" path="m,l4076,e" o:gfxdata="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">
                   <v:path arrowok="t" o:connecttype="custom" o:connectlocs="0,0;2588260,0" o:connectangles="0,0"/>
                 </v:shape>
-                <v:shape id="Freeform 4" o:spid="_x0000_s1035" style="position:absolute;left:25908;top:96964;width:25888;height:127;visibility:visible;mso-wrap-style:square;v-text-anchor:top" coordsize="4077,20" o:gfxdata="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" path="m,l4076,e" filled="f" strokecolor="#f4b6b2 [3209]" strokeweight="1.47531mm">
+                <v:shape id="Freeform 4" style="position:absolute;left:25908;top:96964;width:25888;height:127;visibility:visible;mso-wrap-style:square;v-text-anchor:top" coordsize="4077,20" o:spid="_x0000_s1035" filled="f" strokecolor="#f4b6b2 [3209]" strokeweight="1.47531mm" path="m,l4076,e" o:gfxdata="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">
                   <v:path arrowok="t" o:connecttype="custom" o:connectlocs="0,0;2588260,0" o:connectangles="0,0"/>
                 </v:shape>
-                <v:shape id="Freeform 5" o:spid="_x0000_s1036" style="position:absolute;left:51720;top:96964;width:25889;height:127;visibility:visible;mso-wrap-style:square;v-text-anchor:top" coordsize="4077,20" o:gfxdata="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" path="m,l4076,e" filled="f" strokecolor="#bd9dc0 [3208]" strokeweight="1.47494mm">
+                <v:shape id="Freeform 5" style="position:absolute;left:51720;top:96964;width:25889;height:127;visibility:visible;mso-wrap-style:square;v-text-anchor:top" coordsize="4077,20" o:spid="_x0000_s1036" filled="f" strokecolor="#bd9dc0 [3208]" strokeweight="1.47494mm" path="m,l4076,e" o:gfxdata="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">
                   <v:path arrowok="t" o:connecttype="custom" o:connectlocs="0,0;2588260,0" o:connectangles="0,0"/>
                 </v:shape>
                 <w10:wrap anchorx="page"/>
@@ -3538,12 +3538,12 @@
         <w:tblStyle w:val="TableGrid"/>
         <w:tblW w:w="5000" w:type="pct"/>
         <w:tblBorders>
-          <w:top w:val="none" w:sz="0" w:space="0" w:color="auto"/>
-          <w:left w:val="none" w:sz="0" w:space="0" w:color="auto"/>
-          <w:bottom w:val="none" w:sz="0" w:space="0" w:color="auto"/>
-          <w:right w:val="none" w:sz="0" w:space="0" w:color="auto"/>
-          <w:insideH w:val="none" w:sz="0" w:space="0" w:color="auto"/>
-          <w:insideV w:val="none" w:sz="0" w:space="0" w:color="auto"/>
+          <w:top w:val="none" w:color="auto" w:sz="0" w:space="0"/>
+          <w:left w:val="none" w:color="auto" w:sz="0" w:space="0"/>
+          <w:bottom w:val="none" w:color="auto" w:sz="0" w:space="0"/>
+          <w:right w:val="none" w:color="auto" w:sz="0" w:space="0"/>
+          <w:insideH w:val="none" w:color="auto" w:sz="0" w:space="0"/>
+          <w:insideV w:val="none" w:color="auto" w:sz="0" w:space="0"/>
         </w:tblBorders>
         <w:tblLayout w:type="fixed"/>
         <w:tblCellMar>
@@ -3572,8 +3572,8 @@
             </w:sdtPr>
             <w:sdtEndPr/>
             <w:sdtContent>
-              <w:bookmarkStart w:id="0" w:name="_GoBack" w:displacedByCustomXml="prev"/>
-              <w:bookmarkEnd w:id="0" w:displacedByCustomXml="prev"/>
+              <w:bookmarkStart w:name="_GoBack" w:displacedByCustomXml="prev" w:id="0"/>
+              <w:bookmarkEnd w:displacedByCustomXml="prev" w:id="0"/>
               <w:p>
                 <w:pPr>
                   <w:pStyle w:val="Heading1"/>
@@ -3600,12 +3600,12 @@
         <w:tblStyle w:val="TableGrid"/>
         <w:tblW w:w="5000" w:type="pct"/>
         <w:tblBorders>
-          <w:top w:val="none" w:sz="0" w:space="0" w:color="auto"/>
-          <w:left w:val="none" w:sz="0" w:space="0" w:color="auto"/>
-          <w:bottom w:val="none" w:sz="0" w:space="0" w:color="auto"/>
-          <w:right w:val="none" w:sz="0" w:space="0" w:color="auto"/>
-          <w:insideH w:val="none" w:sz="0" w:space="0" w:color="auto"/>
-          <w:insideV w:val="none" w:sz="0" w:space="0" w:color="auto"/>
+          <w:top w:val="none" w:color="auto" w:sz="0" w:space="0"/>
+          <w:left w:val="none" w:color="auto" w:sz="0" w:space="0"/>
+          <w:bottom w:val="none" w:color="auto" w:sz="0" w:space="0"/>
+          <w:right w:val="none" w:color="auto" w:sz="0" w:space="0"/>
+          <w:insideH w:val="none" w:color="auto" w:sz="0" w:space="0"/>
+          <w:insideV w:val="none" w:color="auto" w:sz="0" w:space="0"/>
         </w:tblBorders>
         <w:tblLayout w:type="fixed"/>
         <w:tblCellMar>
@@ -3798,9 +3798,9 @@
                 </mc:Choice>
                 <mc:Fallback>
                   <w:pict>
-                    <v:shape w14:anchorId="109988CC" id="Shape" o:spid="_x0000_s1026" alt="GPS icon" style="width:8.8pt;height:11.7pt;visibility:visible;mso-wrap-style:square;mso-left-percent:-10001;mso-top-percent:-10001;mso-position-horizontal:absolute;mso-position-horizontal-relative:char;mso-position-vertical:absolute;mso-position-vertical-relative:line;mso-left-percent:-10001;mso-top-percent:-10001;v-text-anchor:middle" coordsize="21600,21600" o:gfxdata="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" path="m10800,c4909,,,3692,,8123v,8123,10800,13477,10800,13477c10800,21600,21600,16800,21600,8123,21600,3692,16691,,10800,xm10800,10892c8836,10892,7118,9785,7118,8123v,-1477,1473,-2769,3682,-2769c13009,5354,14482,6462,14482,8123v,1477,-1718,2769,-3682,2769xe" fillcolor="#734170 [3215]" stroked="f" strokeweight="1pt">
+                    <v:shape id="Shape" style="width:8.8pt;height:11.7pt;visibility:visible;mso-wrap-style:square;mso-left-percent:-10001;mso-top-percent:-10001;mso-position-horizontal:absolute;mso-position-horizontal-relative:char;mso-position-vertical:absolute;mso-position-vertical-relative:line;mso-left-percent:-10001;mso-top-percent:-10001;v-text-anchor:middle" alt="GPS icon" coordsize="21600,21600" o:spid="_x0000_s1026" fillcolor="#734170 [3215]" stroked="f" strokeweight="1pt" path="m10800,c4909,,,3692,,8123v,8123,10800,13477,10800,13477c10800,21600,21600,16800,21600,8123,21600,3692,16691,,10800,xm10800,10892c8836,10892,7118,9785,7118,8123v,-1477,1473,-2769,3682,-2769c13009,5354,14482,6462,14482,8123v,1477,-1718,2769,-3682,2769xe" o:gfxdata="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" w14:anchorId="109988CC">
                       <v:stroke miterlimit="4" joinstyle="miter"/>
-                      <v:path arrowok="t" o:extrusionok="f" o:connecttype="custom" o:connectlocs="55881,74296;55881,74296;55881,74296;55881,74296" o:connectangles="0,90,180,270"/>
+                      <v:path arrowok="t" o:connecttype="custom" o:connectlocs="55881,74296;55881,74296;55881,74296;55881,74296" o:connectangles="0,90,180,270" o:extrusionok="f"/>
                       <w10:anchorlock/>
                     </v:shape>
                   </w:pict>
@@ -3966,9 +3966,9 @@
                 </mc:Choice>
                 <mc:Fallback>
                   <w:pict>
-                    <v:shape w14:anchorId="2D2F2CAA" id="Shape" o:spid="_x0000_s1026" alt="telephone icon" style="width:7.75pt;height:10.7pt;visibility:visible;mso-wrap-style:square;mso-left-percent:-10001;mso-top-percent:-10001;mso-position-horizontal:absolute;mso-position-horizontal-relative:char;mso-position-vertical:absolute;mso-position-vertical-relative:line;mso-left-percent:-10001;mso-top-percent:-10001;v-text-anchor:middle" coordsize="20229,20810" o:gfxdata="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" path="m15284,20744v2343,584,4945,-2919,4945,-3308c20229,16463,16325,13544,15545,13739v-1041,389,-3644,973,-4164,973c9559,14323,5135,8485,5655,7123v,-390,2343,-1752,3123,-2141c9299,4787,7737,701,6696,117,5916,-77,711,-272,190,1674,-1371,7706,6957,18798,15284,20744r,xe" fillcolor="#734170 [3215]" stroked="f" strokeweight="1pt">
+                    <v:shape id="Shape" style="width:7.75pt;height:10.7pt;visibility:visible;mso-wrap-style:square;mso-left-percent:-10001;mso-top-percent:-10001;mso-position-horizontal:absolute;mso-position-horizontal-relative:char;mso-position-vertical:absolute;mso-position-vertical-relative:line;mso-left-percent:-10001;mso-top-percent:-10001;v-text-anchor:middle" alt="telephone icon" coordsize="20229,20810" o:spid="_x0000_s1026" fillcolor="#734170 [3215]" stroked="f" strokeweight="1pt" path="m15284,20744v2343,584,4945,-2919,4945,-3308c20229,16463,16325,13544,15545,13739v-1041,389,-3644,973,-4164,973c9559,14323,5135,8485,5655,7123v,-390,2343,-1752,3123,-2141c9299,4787,7737,701,6696,117,5916,-77,711,-272,190,1674,-1371,7706,6957,18798,15284,20744r,xe" o:gfxdata="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" w14:anchorId="2D2F2CAA">
                       <v:stroke miterlimit="4" joinstyle="miter"/>
-                      <v:path arrowok="t" o:extrusionok="f" o:connecttype="custom" o:connectlocs="49360,67907;49360,67907;49360,67907;49360,67907" o:connectangles="0,90,180,270"/>
+                      <v:path arrowok="t" o:connecttype="custom" o:connectlocs="49360,67907;49360,67907;49360,67907;49360,67907" o:connectangles="0,90,180,270" o:extrusionok="f"/>
                       <w10:anchorlock/>
                     </v:shape>
                   </w:pict>
@@ -4264,14 +4264,14 @@
                 </mc:Choice>
                 <mc:Fallback>
                   <w:pict>
-                    <v:group w14:anchorId="3E9BB568" id="Group 2" o:spid="_x0000_s1026" alt="email icon" style="width:12.2pt;height:8.2pt;mso-position-horizontal-relative:char;mso-position-vertical-relative:line" coordorigin=",5207" coordsize="1551,1041" o:gfxdata="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">
-                      <v:shape id="Shape" o:spid="_x0000_s1027" style="position:absolute;left:254;top:5461;width:1171;height:565;visibility:visible;mso-wrap-style:square;v-text-anchor:middle" coordsize="21426,21360" o:gfxdata="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" path="m19916,720l10626,17520,1336,720c871,240,407,240,174,720v-232,960,-232,1920,,2400l9929,20880v232,480,465,480,697,480c10858,21360,11090,21360,11323,20880l21077,3120v465,-480,465,-1920,,-2400c20845,-240,20381,-240,19916,720r,xe" fillcolor="#734170 [3215]" stroked="f" strokeweight="1pt">
+                    <v:group id="Group 2" style="width:12.2pt;height:8.2pt;mso-position-horizontal-relative:char;mso-position-vertical-relative:line" alt="email icon" coordsize="1551,1041" coordorigin=",5207" o:spid="_x0000_s1026" o:gfxdata="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" w14:anchorId="3E9BB568">
+                      <v:shape id="Shape" style="position:absolute;left:254;top:5461;width:1171;height:565;visibility:visible;mso-wrap-style:square;v-text-anchor:middle" coordsize="21426,21360" o:spid="_x0000_s1027" fillcolor="#734170 [3215]" stroked="f" strokeweight="1pt" path="m19916,720l10626,17520,1336,720c871,240,407,240,174,720v-232,960,-232,1920,,2400l9929,20880v232,480,465,480,697,480c10858,21360,11090,21360,11323,20880l21077,3120v465,-480,465,-1920,,-2400c20845,-240,20381,-240,19916,720r,xe" o:gfxdata="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">
                         <v:stroke miterlimit="4" joinstyle="miter"/>
-                        <v:path arrowok="t" o:extrusionok="f" o:connecttype="custom" o:connectlocs="58579,28258;58579,28258;58579,28258;58579,28258" o:connectangles="0,90,180,270"/>
+                        <v:path arrowok="t" o:connecttype="custom" o:connectlocs="58579,28258;58579,28258;58579,28258;58579,28258" o:connectangles="0,90,180,270" o:extrusionok="f"/>
                       </v:shape>
-                      <v:shape id="Shape" o:spid="_x0000_s1028" style="position:absolute;top:5207;width:1551;height:1041;visibility:visible;mso-wrap-style:square;v-text-anchor:middle" coordsize="21447,21600" o:gfxdata="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" path="m19493,l1932,c878,,,1317,,2898l,18702v,1581,878,2898,1932,2898l19493,21600v1053,,1931,-1317,1931,-2898l21424,2898c21600,1581,20722,,19493,r,xm20195,18966v,527,-351,1053,-702,1053l1932,20019v-351,,-703,-526,-703,-1053l1229,3161v,-527,352,-1054,703,-1054l19493,2107v351,,702,527,702,1054l20195,18966xe" fillcolor="#734170 [3215]" stroked="f" strokeweight="1pt">
+                      <v:shape id="Shape" style="position:absolute;top:5207;width:1551;height:1041;visibility:visible;mso-wrap-style:square;v-text-anchor:middle" coordsize="21447,21600" o:spid="_x0000_s1028" fillcolor="#734170 [3215]" stroked="f" strokeweight="1pt" path="m19493,l1932,c878,,,1317,,2898l,18702v,1581,878,2898,1932,2898l19493,21600v1053,,1931,-1317,1931,-2898l21424,2898c21600,1581,20722,,19493,r,xm20195,18966v,527,-351,1053,-702,1053l1932,20019v-351,,-703,-526,-703,-1053l1229,3161v,-527,352,-1054,703,-1054l19493,2107v351,,702,527,702,1054l20195,18966xe" o:gfxdata="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">
                         <v:stroke miterlimit="4" joinstyle="miter"/>
-                        <v:path arrowok="t" o:extrusionok="f" o:connecttype="custom" o:connectlocs="77551,52070;77551,52070;77551,52070;77551,52070" o:connectangles="0,90,180,270"/>
+                        <v:path arrowok="t" o:connecttype="custom" o:connectlocs="77551,52070;77551,52070;77551,52070;77551,52070" o:connectangles="0,90,180,270" o:extrusionok="f"/>
                       </v:shape>
                       <w10:anchorlock/>
                     </v:group>
@@ -4287,7 +4287,7 @@
           <w:tcPr>
             <w:tcW w:w="3133" w:type="dxa"/>
             <w:tcBorders>
-              <w:bottom w:val="single" w:sz="36" w:space="0" w:color="F4B6B2" w:themeColor="accent6"/>
+              <w:bottom w:val="single" w:color="F4B6B2" w:themeColor="accent6" w:sz="36" w:space="0"/>
             </w:tcBorders>
           </w:tcPr>
           <w:p>
@@ -4304,7 +4304,7 @@
           <w:tcPr>
             <w:tcW w:w="3135" w:type="dxa"/>
             <w:tcBorders>
-              <w:bottom w:val="single" w:sz="36" w:space="0" w:color="BD9DC0" w:themeColor="accent5"/>
+              <w:bottom w:val="single" w:color="BD9DC0" w:themeColor="accent5" w:sz="36" w:space="0"/>
             </w:tcBorders>
           </w:tcPr>
           <w:p>
@@ -4322,7 +4322,7 @@
             <w:tcW w:w="3136" w:type="dxa"/>
             <w:gridSpan w:val="2"/>
             <w:tcBorders>
-              <w:bottom w:val="single" w:sz="36" w:space="0" w:color="F4B6B2" w:themeColor="accent6"/>
+              <w:bottom w:val="single" w:color="F4B6B2" w:themeColor="accent6" w:sz="36" w:space="0"/>
             </w:tcBorders>
           </w:tcPr>
           <w:p>

--- a/src/Tests/Inputs/cover-letters/06/input.docx
+++ b/src/Tests/Inputs/cover-letters/06/input.docx
@@ -5329,1000 +5329,6 @@
 </w:styles>
 </file>
 
-<file path=word/glossary/document.xml><?xml version="1.0" encoding="utf-8"?>
-<w:glossaryDocument xmlns:wpc="http://schemas.microsoft.com/office/word/2010/wordprocessingCanvas" xmlns:cx="http://schemas.microsoft.com/office/drawing/2014/chartex" xmlns:cx1="http://schemas.microsoft.com/office/drawing/2015/9/8/chartex" xmlns:cx2="http://schemas.microsoft.com/office/drawing/2015/10/21/chartex" xmlns:cx3="http://schemas.microsoft.com/office/drawing/2016/5/9/chartex" xmlns:cx4="http://schemas.microsoft.com/office/drawing/2016/5/10/chartex" xmlns:cx5="http://schemas.microsoft.com/office/drawing/2016/5/11/chartex" xmlns:cx6="http://schemas.microsoft.com/office/drawing/2016/5/12/chartex" xmlns:cx7="http://schemas.microsoft.com/office/drawing/2016/5/13/chartex" xmlns:cx8="http://schemas.microsoft.com/office/drawing/2016/5/14/chartex" xmlns:mc="http://schemas.openxmlformats.org/markup-compatibility/2006" xmlns:aink="http://schemas.microsoft.com/office/drawing/2016/ink" xmlns:am3d="http://schemas.microsoft.com/office/drawing/2017/model3d" xmlns:o="urn:schemas-microsoft-com:office:office" xmlns:r="http://schemas.openxmlformats.org/officeDocument/2006/relationships" xmlns:m="http://schemas.openxmlformats.org/officeDocument/2006/math" xmlns:v="urn:schemas-microsoft-com:vml" xmlns:wp14="http://schemas.microsoft.com/office/word/2010/wordprocessingDrawing" xmlns:wp="http://schemas.openxmlformats.org/drawingml/2006/wordprocessingDrawing" xmlns:w10="urn:schemas-microsoft-com:office:word" xmlns:w="http://schemas.openxmlformats.org/wordprocessingml/2006/main" xmlns:w14="http://schemas.microsoft.com/office/word/2010/wordml" xmlns:w15="http://schemas.microsoft.com/office/word/2012/wordml" xmlns:w16cid="http://schemas.microsoft.com/office/word/2016/wordml/cid" xmlns:w16se="http://schemas.microsoft.com/office/word/2015/wordml/symex" xmlns:wpg="http://schemas.microsoft.com/office/word/2010/wordprocessingGroup" xmlns:wpi="http://schemas.microsoft.com/office/word/2010/wordprocessingInk" xmlns:wne="http://schemas.microsoft.com/office/word/2006/wordml" xmlns:wps="http://schemas.microsoft.com/office/word/2010/wordprocessingShape" mc:Ignorable="w14 w15 w16se w16cid wp14">
-  <w:docParts>
-    <w:docPart>
-      <w:docPartPr>
-        <w:name w:val="DC98F34AED324302AC29EC2E0EBB39EB"/>
-        <w:category>
-          <w:name w:val="General"/>
-          <w:gallery w:val="placeholder"/>
-        </w:category>
-        <w:types>
-          <w:type w:val="bbPlcHdr"/>
-        </w:types>
-        <w:behaviors>
-          <w:behavior w:val="content"/>
-        </w:behaviors>
-        <w:guid w:val="{931EB5D0-2548-4AD6-B8CF-BF6BF97830D9}"/>
-      </w:docPartPr>
-      <w:docPartBody>
-        <w:p>
-          <w:pPr>
-            <w:pStyle w:val="DC98F34AED324302AC29EC2E0EBB39EB"/>
-          </w:pPr>
-          <w:r>
-            <w:t>[Your Name]</w:t>
-          </w:r>
-        </w:p>
-      </w:docPartBody>
-    </w:docPart>
-    <w:docPart>
-      <w:docPartPr>
-        <w:name w:val="33F70589AB224DB2AFA28697E6ED39E8"/>
-        <w:category>
-          <w:name w:val="General"/>
-          <w:gallery w:val="placeholder"/>
-        </w:category>
-        <w:types>
-          <w:type w:val="bbPlcHdr"/>
-        </w:types>
-        <w:behaviors>
-          <w:behavior w:val="content"/>
-        </w:behaviors>
-        <w:guid w:val="{DCFEA91B-7862-420D-B46D-D34FA2CCF01B}"/>
-      </w:docPartPr>
-      <w:docPartBody>
-        <w:p>
-          <w:pPr>
-            <w:pStyle w:val="33F70589AB224DB2AFA28697E6ED39E8"/>
-          </w:pPr>
-          <w:r>
-            <w:t>[Street Address]</w:t>
-          </w:r>
-        </w:p>
-      </w:docPartBody>
-    </w:docPart>
-    <w:docPart>
-      <w:docPartPr>
-        <w:name w:val="32EF9A2FB84E471287FA470068991138"/>
-        <w:category>
-          <w:name w:val="General"/>
-          <w:gallery w:val="placeholder"/>
-        </w:category>
-        <w:types>
-          <w:type w:val="bbPlcHdr"/>
-        </w:types>
-        <w:behaviors>
-          <w:behavior w:val="content"/>
-        </w:behaviors>
-        <w:guid w:val="{81491517-9D35-41BA-B317-BF1E27517D39}"/>
-      </w:docPartPr>
-      <w:docPartBody>
-        <w:p>
-          <w:pPr>
-            <w:pStyle w:val="32EF9A2FB84E471287FA470068991138"/>
-          </w:pPr>
-          <w:r>
-            <w:t>[City, ST Zip Code]</w:t>
-          </w:r>
-        </w:p>
-      </w:docPartBody>
-    </w:docPart>
-    <w:docPart>
-      <w:docPartPr>
-        <w:name w:val="3670894821354825B6C292401F881E59"/>
-        <w:category>
-          <w:name w:val="General"/>
-          <w:gallery w:val="placeholder"/>
-        </w:category>
-        <w:types>
-          <w:type w:val="bbPlcHdr"/>
-        </w:types>
-        <w:behaviors>
-          <w:behavior w:val="content"/>
-        </w:behaviors>
-        <w:guid w:val="{4F51E2E7-FA19-4A2A-B21E-6C745E0D2B53}"/>
-      </w:docPartPr>
-      <w:docPartBody>
-        <w:p>
-          <w:pPr>
-            <w:pStyle w:val="3670894821354825B6C292401F881E59"/>
-          </w:pPr>
-          <w:r>
-            <w:t>[Date]</w:t>
-          </w:r>
-        </w:p>
-      </w:docPartBody>
-    </w:docPart>
-    <w:docPart>
-      <w:docPartPr>
-        <w:name w:val="4C30DD4311654882BFE469F592CF3B62"/>
-        <w:category>
-          <w:name w:val="General"/>
-          <w:gallery w:val="placeholder"/>
-        </w:category>
-        <w:types>
-          <w:type w:val="bbPlcHdr"/>
-        </w:types>
-        <w:behaviors>
-          <w:behavior w:val="content"/>
-        </w:behaviors>
-        <w:guid w:val="{8197E020-0179-4AF9-8074-CB8BD349CCE7}"/>
-      </w:docPartPr>
-      <w:docPartBody>
-        <w:p>
-          <w:pPr>
-            <w:pStyle w:val="4C30DD4311654882BFE469F592CF3B62"/>
-          </w:pPr>
-          <w:r>
-            <w:t>[Recipient Name]</w:t>
-          </w:r>
-        </w:p>
-      </w:docPartBody>
-    </w:docPart>
-    <w:docPart>
-      <w:docPartPr>
-        <w:name w:val="1970FD6D72B14D7CA5761C6B3652D711"/>
-        <w:category>
-          <w:name w:val="General"/>
-          <w:gallery w:val="placeholder"/>
-        </w:category>
-        <w:types>
-          <w:type w:val="bbPlcHdr"/>
-        </w:types>
-        <w:behaviors>
-          <w:behavior w:val="content"/>
-        </w:behaviors>
-        <w:guid w:val="{C705F343-00D5-47B5-9DDF-8ED70EC3597C}"/>
-      </w:docPartPr>
-      <w:docPartBody>
-        <w:p>
-          <w:pPr>
-            <w:pStyle w:val="1970FD6D72B14D7CA5761C6B3652D711"/>
-          </w:pPr>
-          <w:r>
-            <w:t>[Title]</w:t>
-          </w:r>
-        </w:p>
-      </w:docPartBody>
-    </w:docPart>
-    <w:docPart>
-      <w:docPartPr>
-        <w:name w:val="BCF73CFD4CC749CA895BE934616C484C"/>
-        <w:category>
-          <w:name w:val="General"/>
-          <w:gallery w:val="placeholder"/>
-        </w:category>
-        <w:types>
-          <w:type w:val="bbPlcHdr"/>
-        </w:types>
-        <w:behaviors>
-          <w:behavior w:val="content"/>
-        </w:behaviors>
-        <w:guid w:val="{571DEDD4-E032-47E7-A739-D9110E6C41B3}"/>
-      </w:docPartPr>
-      <w:docPartBody>
-        <w:p>
-          <w:pPr>
-            <w:pStyle w:val="BCF73CFD4CC749CA895BE934616C484C1"/>
-          </w:pPr>
-          <w:r>
-            <w:rPr>
-              <w:rStyle w:val="PlaceholderText"/>
-            </w:rPr>
-            <w:t>[Company]</w:t>
-          </w:r>
-        </w:p>
-      </w:docPartBody>
-    </w:docPart>
-    <w:docPart>
-      <w:docPartPr>
-        <w:name w:val="BA1F0ED51D574352A44E2FBBFA9CA2DE"/>
-        <w:category>
-          <w:name w:val="General"/>
-          <w:gallery w:val="placeholder"/>
-        </w:category>
-        <w:types>
-          <w:type w:val="bbPlcHdr"/>
-        </w:types>
-        <w:behaviors>
-          <w:behavior w:val="content"/>
-        </w:behaviors>
-        <w:guid w:val="{B0BC4574-2868-4725-BC2F-D5784E1E66B3}"/>
-      </w:docPartPr>
-      <w:docPartBody>
-        <w:p>
-          <w:pPr>
-            <w:pStyle w:val="BA1F0ED51D574352A44E2FBBFA9CA2DE"/>
-          </w:pPr>
-          <w:r>
-            <w:t>[Street Address]</w:t>
-          </w:r>
-        </w:p>
-      </w:docPartBody>
-    </w:docPart>
-    <w:docPart>
-      <w:docPartPr>
-        <w:name w:val="0D56B5C9DCDD45B4922C05FD52BEE0D5"/>
-        <w:category>
-          <w:name w:val="General"/>
-          <w:gallery w:val="placeholder"/>
-        </w:category>
-        <w:types>
-          <w:type w:val="bbPlcHdr"/>
-        </w:types>
-        <w:behaviors>
-          <w:behavior w:val="content"/>
-        </w:behaviors>
-        <w:guid w:val="{BD5419EB-333F-4866-8FFE-B6FBF82CA20C}"/>
-      </w:docPartPr>
-      <w:docPartBody>
-        <w:p>
-          <w:pPr>
-            <w:pStyle w:val="0D56B5C9DCDD45B4922C05FD52BEE0D5"/>
-          </w:pPr>
-          <w:r>
-            <w:t>[City, ST Zip Code]</w:t>
-          </w:r>
-        </w:p>
-      </w:docPartBody>
-    </w:docPart>
-    <w:docPart>
-      <w:docPartPr>
-        <w:name w:val="AAED535ED50D45F1987B0A9519A23E2E"/>
-        <w:category>
-          <w:name w:val="General"/>
-          <w:gallery w:val="placeholder"/>
-        </w:category>
-        <w:types>
-          <w:type w:val="bbPlcHdr"/>
-        </w:types>
-        <w:behaviors>
-          <w:behavior w:val="content"/>
-        </w:behaviors>
-        <w:guid w:val="{3FC220CE-C189-4F1B-A87A-A586AAD6FAE4}"/>
-      </w:docPartPr>
-      <w:docPartBody>
-        <w:p>
-          <w:pPr>
-            <w:pStyle w:val="AAED535ED50D45F1987B0A9519A23E2E"/>
-          </w:pPr>
-          <w:r>
-            <w:t>[Recipient Name]</w:t>
-          </w:r>
-        </w:p>
-      </w:docPartBody>
-    </w:docPart>
-    <w:docPart>
-      <w:docPartPr>
-        <w:name w:val="8FF2206534FA490D96D63844E9661555"/>
-        <w:category>
-          <w:name w:val="General"/>
-          <w:gallery w:val="placeholder"/>
-        </w:category>
-        <w:types>
-          <w:type w:val="bbPlcHdr"/>
-        </w:types>
-        <w:behaviors>
-          <w:behavior w:val="content"/>
-        </w:behaviors>
-        <w:guid w:val="{DC4E1E1A-F0E5-4FC8-9A6B-1402D715C3C9}"/>
-      </w:docPartPr>
-      <w:docPartBody>
-        <w:p>
-          <w:r>
-            <w:t>[If you’re ready to write, select a line or paragraph of tip text and start typing to replace it with your own. Don’t include space to the right of the characters in your selection.]</w:t>
-          </w:r>
-        </w:p>
-        <w:p>
-          <w:r>
-            <w:t>[It’s easy to match any of the text formatting you see here. On the Home tab of the ribbon, check out the Styles gallery for all styles used in this letter.]</w:t>
-          </w:r>
-        </w:p>
-        <w:p>
-          <w:r>
-            <w:t>Looking to change the colors to better match your personal taste?  Easy!  Go to the Design tab and choose a color palette that you like from the Colors menu.  Hovering over the different palettes will show you what your document would look like with the new palette.</w:t>
-          </w:r>
-        </w:p>
-        <w:p>
-          <w:pPr>
-            <w:pStyle w:val="8FF2206534FA490D96D63844E9661555"/>
-          </w:pPr>
-          <w:r>
-            <w:t>Make a formatting change to the colors or fonts that you don’t like?  Just go back to the Design tab and select the Theme menu.  From there, choose the option to reset to the original template theme.</w:t>
-          </w:r>
-        </w:p>
-      </w:docPartBody>
-    </w:docPart>
-    <w:docPart>
-      <w:docPartPr>
-        <w:name w:val="3B69E7A60FB14BD5B2A73D938BB5D0D1"/>
-        <w:category>
-          <w:name w:val="General"/>
-          <w:gallery w:val="placeholder"/>
-        </w:category>
-        <w:types>
-          <w:type w:val="bbPlcHdr"/>
-        </w:types>
-        <w:behaviors>
-          <w:behavior w:val="content"/>
-        </w:behaviors>
-        <w:guid w:val="{7AE934E9-8973-45C0-9DD3-5C60148B38CF}"/>
-      </w:docPartPr>
-      <w:docPartBody>
-        <w:p>
-          <w:pPr>
-            <w:pStyle w:val="3B69E7A60FB14BD5B2A73D938BB5D0D1"/>
-          </w:pPr>
-          <w:r>
-            <w:t>[Your Name]</w:t>
-          </w:r>
-        </w:p>
-      </w:docPartBody>
-    </w:docPart>
-    <w:docPart>
-      <w:docPartPr>
-        <w:name w:val="1A7C035CC7114096BA6B07375205153C"/>
-        <w:category>
-          <w:name w:val="General"/>
-          <w:gallery w:val="placeholder"/>
-        </w:category>
-        <w:types>
-          <w:type w:val="bbPlcHdr"/>
-        </w:types>
-        <w:behaviors>
-          <w:behavior w:val="content"/>
-        </w:behaviors>
-        <w:guid w:val="{5F23569B-D333-4376-8ABF-A6D44515B6F0}"/>
-      </w:docPartPr>
-      <w:docPartBody>
-        <w:p>
-          <w:pPr>
-            <w:pStyle w:val="1A7C035CC7114096BA6B07375205153C"/>
-          </w:pPr>
-          <w:r>
-            <w:t>[Street Address]</w:t>
-          </w:r>
-        </w:p>
-      </w:docPartBody>
-    </w:docPart>
-    <w:docPart>
-      <w:docPartPr>
-        <w:name w:val="35E12CD451B449208795125BABDF0CED"/>
-        <w:category>
-          <w:name w:val="General"/>
-          <w:gallery w:val="placeholder"/>
-        </w:category>
-        <w:types>
-          <w:type w:val="bbPlcHdr"/>
-        </w:types>
-        <w:behaviors>
-          <w:behavior w:val="content"/>
-        </w:behaviors>
-        <w:guid w:val="{E8787A40-7314-48CF-9B36-D7D00A0437D4}"/>
-      </w:docPartPr>
-      <w:docPartBody>
-        <w:p>
-          <w:pPr>
-            <w:pStyle w:val="35E12CD451B449208795125BABDF0CED"/>
-          </w:pPr>
-          <w:r>
-            <w:t>[Street Address]</w:t>
-          </w:r>
-        </w:p>
-      </w:docPartBody>
-    </w:docPart>
-  </w:docParts>
-</w:glossaryDocument>
-</file>
-
-<file path=word/glossary/fontTable.xml><?xml version="1.0" encoding="utf-8"?>
-<w:fonts xmlns:mc="http://schemas.openxmlformats.org/markup-compatibility/2006" xmlns:r="http://schemas.openxmlformats.org/officeDocument/2006/relationships" xmlns:w="http://schemas.openxmlformats.org/wordprocessingml/2006/main" xmlns:w14="http://schemas.microsoft.com/office/word/2010/wordml" xmlns:w15="http://schemas.microsoft.com/office/word/2012/wordml" xmlns:w16cid="http://schemas.microsoft.com/office/word/2016/wordml/cid" xmlns:w16se="http://schemas.microsoft.com/office/word/2015/wordml/symex" mc:Ignorable="w14 w15 w16se w16cid">
-  <w:font w:name="Arial">
-    <w:panose1 w:val="020B0604020202020204"/>
-    <w:charset w:val="00"/>
-    <w:family w:val="swiss"/>
-    <w:pitch w:val="variable"/>
-    <w:sig w:usb0="E0002EFF" w:usb1="C000785B" w:usb2="00000009" w:usb3="00000000" w:csb0="000001FF" w:csb1="00000000"/>
-  </w:font>
-  <w:font w:name="Times New Roman">
-    <w:panose1 w:val="02020603050405020304"/>
-    <w:charset w:val="00"/>
-    <w:family w:val="roman"/>
-    <w:pitch w:val="variable"/>
-    <w:sig w:usb0="E0002EFF" w:usb1="C000785B" w:usb2="00000009" w:usb3="00000000" w:csb0="000001FF" w:csb1="00000000"/>
-  </w:font>
-  <w:font w:name="Calibri">
-    <w:panose1 w:val="020F0502020204030204"/>
-    <w:charset w:val="00"/>
-    <w:family w:val="swiss"/>
-    <w:pitch w:val="variable"/>
-    <w:sig w:usb0="E4002EFF" w:usb1="C000247B" w:usb2="00000009" w:usb3="00000000" w:csb0="000001FF" w:csb1="00000000"/>
-  </w:font>
-  <w:font w:name="Calibri Light">
-    <w:panose1 w:val="020F0302020204030204"/>
-    <w:charset w:val="00"/>
-    <w:family w:val="swiss"/>
-    <w:pitch w:val="variable"/>
-    <w:sig w:usb0="A0002AEF" w:usb1="4000207B" w:usb2="00000000" w:usb3="00000000" w:csb0="000001FF" w:csb1="00000000"/>
-  </w:font>
-</w:fonts>
-</file>
-
-<file path=word/glossary/settings.xml><?xml version="1.0" encoding="utf-8"?>
-<w:settings xmlns:mc="http://schemas.openxmlformats.org/markup-compatibility/2006" xmlns:o="urn:schemas-microsoft-com:office:office" xmlns:r="http://schemas.openxmlformats.org/officeDocument/2006/relationships" xmlns:m="http://schemas.openxmlformats.org/officeDocument/2006/math" xmlns:v="urn:schemas-microsoft-com:vml" xmlns:w10="urn:schemas-microsoft-com:office:word" xmlns:w="http://schemas.openxmlformats.org/wordprocessingml/2006/main" xmlns:w14="http://schemas.microsoft.com/office/word/2010/wordml" xmlns:w15="http://schemas.microsoft.com/office/word/2012/wordml" xmlns:w16cid="http://schemas.microsoft.com/office/word/2016/wordml/cid" xmlns:w16se="http://schemas.microsoft.com/office/word/2015/wordml/symex" xmlns:sl="http://schemas.openxmlformats.org/schemaLibrary/2006/main" mc:Ignorable="w14 w15 w16se w16cid">
-  <w:view w:val="normal"/>
-  <w:defaultTabStop w:val="720"/>
-  <w:characterSpacingControl w:val="doNotCompress"/>
-  <w:compat>
-    <w:useFELayout/>
-    <w:compatSetting w:name="compatibilityMode" w:uri="http://schemas.microsoft.com/office/word" w:val="15"/>
-    <w:compatSetting w:name="overrideTableStyleFontSizeAndJustification" w:uri="http://schemas.microsoft.com/office/word" w:val="1"/>
-    <w:compatSetting w:name="enableOpenTypeFeatures" w:uri="http://schemas.microsoft.com/office/word" w:val="1"/>
-    <w:compatSetting w:name="doNotFlipMirrorIndents" w:uri="http://schemas.microsoft.com/office/word" w:val="1"/>
-    <w:compatSetting w:name="differentiateMultirowTableHeaders" w:uri="http://schemas.microsoft.com/office/word" w:val="1"/>
-    <w:compatSetting w:name="useWord2013TrackBottomHyphenation" w:uri="http://schemas.microsoft.com/office/word" w:val="0"/>
-  </w:compat>
-  <w:rsids>
-    <w:rsidRoot w:val="00A51CCB"/>
-    <w:rsid w:val="00447E33"/>
-    <w:rsid w:val="008F1ABC"/>
-    <w:rsid w:val="00A51CCB"/>
-    <w:rsid w:val="00F71AEB"/>
-  </w:rsids>
-  <m:mathPr>
-    <m:mathFont m:val="Cambria Math"/>
-    <m:brkBin m:val="before"/>
-    <m:brkBinSub m:val="--"/>
-    <m:smallFrac m:val="0"/>
-    <m:dispDef/>
-    <m:lMargin m:val="0"/>
-    <m:rMargin m:val="0"/>
-    <m:defJc m:val="centerGroup"/>
-    <m:wrapIndent m:val="1440"/>
-    <m:intLim m:val="subSup"/>
-    <m:naryLim m:val="undOvr"/>
-  </m:mathPr>
-  <w:themeFontLang w:val="en-US"/>
-  <w:clrSchemeMapping w:bg1="light1" w:t1="dark1" w:bg2="light2" w:t2="dark2" w:accent1="accent1" w:accent2="accent2" w:accent3="accent3" w:accent4="accent4" w:accent5="accent5" w:accent6="accent6" w:hyperlink="hyperlink" w:followedHyperlink="followedHyperlink"/>
-  <w:decimalSymbol w:val="."/>
-  <w:listSeparator w:val=","/>
-  <w15:chartTrackingRefBased/>
-</w:settings>
-</file>
-
-<file path=word/glossary/styles.xml><?xml version="1.0" encoding="utf-8"?>
-<w:styles xmlns:mc="http://schemas.openxmlformats.org/markup-compatibility/2006" xmlns:r="http://schemas.openxmlformats.org/officeDocument/2006/relationships" xmlns:w="http://schemas.openxmlformats.org/wordprocessingml/2006/main" xmlns:w14="http://schemas.microsoft.com/office/word/2010/wordml" xmlns:w15="http://schemas.microsoft.com/office/word/2012/wordml" xmlns:w16cid="http://schemas.microsoft.com/office/word/2016/wordml/cid" xmlns:w16se="http://schemas.microsoft.com/office/word/2015/wordml/symex" mc:Ignorable="w14 w15 w16se w16cid">
-  <w:docDefaults>
-    <w:rPrDefault>
-      <w:rPr>
-        <w:rFonts w:asciiTheme="minorHAnsi" w:eastAsiaTheme="minorEastAsia" w:hAnsiTheme="minorHAnsi" w:cstheme="minorBidi"/>
-        <w:sz w:val="22"/>
-        <w:szCs w:val="22"/>
-        <w:lang w:val="en-US" w:eastAsia="en-US" w:bidi="ar-SA"/>
-      </w:rPr>
-    </w:rPrDefault>
-    <w:pPrDefault>
-      <w:pPr>
-        <w:spacing w:after="160" w:line="259" w:lineRule="auto"/>
-      </w:pPr>
-    </w:pPrDefault>
-  </w:docDefaults>
-  <w:latentStyles w:defLockedState="0" w:defUIPriority="99" w:defSemiHidden="0" w:defUnhideWhenUsed="0" w:defQFormat="0" w:count="376">
-    <w:lsdException w:name="Normal" w:uiPriority="0" w:qFormat="1"/>
-    <w:lsdException w:name="heading 1" w:uiPriority="9" w:qFormat="1"/>
-    <w:lsdException w:name="heading 2" w:semiHidden="1" w:uiPriority="9" w:unhideWhenUsed="1" w:qFormat="1"/>
-    <w:lsdException w:name="heading 3" w:semiHidden="1" w:uiPriority="9" w:unhideWhenUsed="1" w:qFormat="1"/>
-    <w:lsdException w:name="heading 4" w:semiHidden="1" w:uiPriority="9" w:unhideWhenUsed="1" w:qFormat="1"/>
-    <w:lsdException w:name="heading 5" w:semiHidden="1" w:uiPriority="9" w:unhideWhenUsed="1" w:qFormat="1"/>
-    <w:lsdException w:name="heading 6" w:semiHidden="1" w:uiPriority="9" w:unhideWhenUsed="1" w:qFormat="1"/>
-    <w:lsdException w:name="heading 7" w:semiHidden="1" w:uiPriority="9" w:unhideWhenUsed="1" w:qFormat="1"/>
-    <w:lsdException w:name="heading 8" w:semiHidden="1" w:uiPriority="9" w:unhideWhenUsed="1" w:qFormat="1"/>
-    <w:lsdException w:name="heading 9" w:semiHidden="1" w:uiPriority="9" w:unhideWhenUsed="1" w:qFormat="1"/>
-    <w:lsdException w:name="index 1" w:semiHidden="1" w:unhideWhenUsed="1"/>
-    <w:lsdException w:name="index 2" w:semiHidden="1" w:unhideWhenUsed="1"/>
-    <w:lsdException w:name="index 3" w:semiHidden="1" w:unhideWhenUsed="1"/>
-    <w:lsdException w:name="index 4" w:semiHidden="1" w:unhideWhenUsed="1"/>
-    <w:lsdException w:name="index 5" w:semiHidden="1" w:unhideWhenUsed="1"/>
-    <w:lsdException w:name="index 6" w:semiHidden="1" w:unhideWhenUsed="1"/>
-    <w:lsdException w:name="index 7" w:semiHidden="1" w:unhideWhenUsed="1"/>
-    <w:lsdException w:name="index 8" w:semiHidden="1" w:unhideWhenUsed="1"/>
-    <w:lsdException w:name="index 9" w:semiHidden="1" w:unhideWhenUsed="1"/>
-    <w:lsdException w:name="toc 1" w:semiHidden="1" w:uiPriority="39" w:unhideWhenUsed="1"/>
-    <w:lsdException w:name="toc 2" w:semiHidden="1" w:uiPriority="39" w:unhideWhenUsed="1"/>
-    <w:lsdException w:name="toc 3" w:semiHidden="1" w:uiPriority="39" w:unhideWhenUsed="1"/>
-    <w:lsdException w:name="toc 4" w:semiHidden="1" w:uiPriority="39" w:unhideWhenUsed="1"/>
-    <w:lsdException w:name="toc 5" w:semiHidden="1" w:uiPriority="39" w:unhideWhenUsed="1"/>
-    <w:lsdException w:name="toc 6" w:semiHidden="1" w:uiPriority="39" w:unhideWhenUsed="1"/>
-    <w:lsdException w:name="toc 7" w:semiHidden="1" w:uiPriority="39" w:unhideWhenUsed="1"/>
-    <w:lsdException w:name="toc 8" w:semiHidden="1" w:uiPriority="39" w:unhideWhenUsed="1"/>
-    <w:lsdException w:name="toc 9" w:semiHidden="1" w:uiPriority="39" w:unhideWhenUsed="1"/>
-    <w:lsdException w:name="Normal Indent" w:semiHidden="1" w:unhideWhenUsed="1"/>
-    <w:lsdException w:name="footnote text" w:semiHidden="1" w:unhideWhenUsed="1"/>
-    <w:lsdException w:name="annotation text" w:semiHidden="1" w:unhideWhenUsed="1"/>
-    <w:lsdException w:name="header" w:semiHidden="1" w:unhideWhenUsed="1"/>
-    <w:lsdException w:name="footer" w:semiHidden="1" w:unhideWhenUsed="1"/>
-    <w:lsdException w:name="index heading" w:semiHidden="1" w:unhideWhenUsed="1"/>
-    <w:lsdException w:name="caption" w:semiHidden="1" w:uiPriority="35" w:unhideWhenUsed="1" w:qFormat="1"/>
-    <w:lsdException w:name="table of figures" w:semiHidden="1" w:unhideWhenUsed="1"/>
-    <w:lsdException w:name="envelope address" w:semiHidden="1" w:unhideWhenUsed="1"/>
-    <w:lsdException w:name="envelope return" w:semiHidden="1" w:unhideWhenUsed="1"/>
-    <w:lsdException w:name="footnote reference" w:semiHidden="1" w:unhideWhenUsed="1"/>
-    <w:lsdException w:name="annotation reference" w:semiHidden="1" w:unhideWhenUsed="1"/>
-    <w:lsdException w:name="line number" w:semiHidden="1" w:unhideWhenUsed="1"/>
-    <w:lsdException w:name="page number" w:semiHidden="1" w:unhideWhenUsed="1"/>
-    <w:lsdException w:name="endnote reference" w:semiHidden="1" w:unhideWhenUsed="1"/>
-    <w:lsdException w:name="endnote text" w:semiHidden="1" w:unhideWhenUsed="1"/>
-    <w:lsdException w:name="table of authorities" w:semiHidden="1" w:unhideWhenUsed="1"/>
-    <w:lsdException w:name="macro" w:semiHidden="1" w:unhideWhenUsed="1"/>
-    <w:lsdException w:name="toa heading" w:semiHidden="1" w:unhideWhenUsed="1"/>
-    <w:lsdException w:name="List" w:semiHidden="1" w:unhideWhenUsed="1"/>
-    <w:lsdException w:name="List Bullet" w:semiHidden="1" w:unhideWhenUsed="1"/>
-    <w:lsdException w:name="List Number" w:semiHidden="1" w:unhideWhenUsed="1"/>
-    <w:lsdException w:name="List 2" w:semiHidden="1" w:unhideWhenUsed="1"/>
-    <w:lsdException w:name="List 3" w:semiHidden="1" w:unhideWhenUsed="1"/>
-    <w:lsdException w:name="List 4" w:semiHidden="1" w:unhideWhenUsed="1"/>
-    <w:lsdException w:name="List 5" w:semiHidden="1" w:unhideWhenUsed="1"/>
-    <w:lsdException w:name="List Bullet 2" w:semiHidden="1" w:unhideWhenUsed="1"/>
-    <w:lsdException w:name="List Bullet 3" w:semiHidden="1" w:unhideWhenUsed="1"/>
-    <w:lsdException w:name="List Bullet 4" w:semiHidden="1" w:unhideWhenUsed="1"/>
-    <w:lsdException w:name="List Bullet 5" w:semiHidden="1" w:unhideWhenUsed="1"/>
-    <w:lsdException w:name="List Number 2" w:semiHidden="1" w:unhideWhenUsed="1"/>
-    <w:lsdException w:name="List Number 3" w:semiHidden="1" w:unhideWhenUsed="1"/>
-    <w:lsdException w:name="List Number 4" w:semiHidden="1" w:unhideWhenUsed="1"/>
-    <w:lsdException w:name="List Number 5" w:semiHidden="1" w:unhideWhenUsed="1"/>
-    <w:lsdException w:name="Title" w:uiPriority="10" w:qFormat="1"/>
-    <w:lsdException w:name="Closing" w:semiHidden="1" w:unhideWhenUsed="1"/>
-    <w:lsdException w:name="Signature" w:semiHidden="1" w:unhideWhenUsed="1"/>
-    <w:lsdException w:name="Default Paragraph Font" w:semiHidden="1" w:uiPriority="1" w:unhideWhenUsed="1"/>
-    <w:lsdException w:name="Body Text" w:semiHidden="1" w:unhideWhenUsed="1"/>
-    <w:lsdException w:name="Body Text Indent" w:semiHidden="1" w:unhideWhenUsed="1"/>
-    <w:lsdException w:name="List Continue" w:semiHidden="1" w:unhideWhenUsed="1"/>
-    <w:lsdException w:name="List Continue 2" w:semiHidden="1" w:unhideWhenUsed="1"/>
-    <w:lsdException w:name="List Continue 3" w:semiHidden="1" w:unhideWhenUsed="1"/>
-    <w:lsdException w:name="List Continue 4" w:semiHidden="1" w:unhideWhenUsed="1"/>
-    <w:lsdException w:name="List Continue 5" w:semiHidden="1" w:unhideWhenUsed="1"/>
-    <w:lsdException w:name="Message Header" w:semiHidden="1" w:unhideWhenUsed="1"/>
-    <w:lsdException w:name="Subtitle" w:uiPriority="11" w:qFormat="1"/>
-    <w:lsdException w:name="Salutation" w:semiHidden="1" w:unhideWhenUsed="1"/>
-    <w:lsdException w:name="Date" w:semiHidden="1" w:unhideWhenUsed="1"/>
-    <w:lsdException w:name="Body Text First Indent" w:semiHidden="1" w:unhideWhenUsed="1"/>
-    <w:lsdException w:name="Body Text First Indent 2" w:semiHidden="1" w:unhideWhenUsed="1"/>
-    <w:lsdException w:name="Note Heading" w:semiHidden="1" w:unhideWhenUsed="1"/>
-    <w:lsdException w:name="Body Text 2" w:semiHidden="1" w:unhideWhenUsed="1"/>
-    <w:lsdException w:name="Body Text 3" w:semiHidden="1" w:unhideWhenUsed="1"/>
-    <w:lsdException w:name="Body Text Indent 2" w:semiHidden="1" w:unhideWhenUsed="1"/>
-    <w:lsdException w:name="Body Text Indent 3" w:semiHidden="1" w:unhideWhenUsed="1"/>
-    <w:lsdException w:name="Block Text" w:semiHidden="1" w:unhideWhenUsed="1"/>
-    <w:lsdException w:name="Hyperlink" w:semiHidden="1" w:unhideWhenUsed="1"/>
-    <w:lsdException w:name="FollowedHyperlink" w:semiHidden="1" w:unhideWhenUsed="1"/>
-    <w:lsdException w:name="Strong" w:uiPriority="22" w:qFormat="1"/>
-    <w:lsdException w:name="Emphasis" w:uiPriority="20" w:qFormat="1"/>
-    <w:lsdException w:name="Document Map" w:semiHidden="1" w:unhideWhenUsed="1"/>
-    <w:lsdException w:name="Plain Text" w:semiHidden="1" w:unhideWhenUsed="1"/>
-    <w:lsdException w:name="E-mail Signature" w:semiHidden="1" w:unhideWhenUsed="1"/>
-    <w:lsdException w:name="HTML Top of Form" w:semiHidden="1" w:unhideWhenUsed="1"/>
-    <w:lsdException w:name="HTML Bottom of Form" w:semiHidden="1" w:unhideWhenUsed="1"/>
-    <w:lsdException w:name="Normal (Web)" w:semiHidden="1" w:unhideWhenUsed="1"/>
-    <w:lsdException w:name="HTML Acronym" w:semiHidden="1" w:unhideWhenUsed="1"/>
-    <w:lsdException w:name="HTML Address" w:semiHidden="1" w:unhideWhenUsed="1"/>
-    <w:lsdException w:name="HTML Cite" w:semiHidden="1" w:unhideWhenUsed="1"/>
-    <w:lsdException w:name="HTML Code" w:semiHidden="1" w:unhideWhenUsed="1"/>
-    <w:lsdException w:name="HTML Definition" w:semiHidden="1" w:unhideWhenUsed="1"/>
-    <w:lsdException w:name="HTML Keyboard" w:semiHidden="1" w:unhideWhenUsed="1"/>
-    <w:lsdException w:name="HTML Preformatted" w:semiHidden="1" w:unhideWhenUsed="1"/>
-    <w:lsdException w:name="HTML Sample" w:semiHidden="1" w:unhideWhenUsed="1"/>
-    <w:lsdException w:name="HTML Typewriter" w:semiHidden="1" w:unhideWhenUsed="1"/>
-    <w:lsdException w:name="HTML Variable" w:semiHidden="1" w:unhideWhenUsed="1"/>
-    <w:lsdException w:name="annotation subject" w:semiHidden="1" w:unhideWhenUsed="1"/>
-    <w:lsdException w:name="No List" w:semiHidden="1" w:unhideWhenUsed="1"/>
-    <w:lsdException w:name="Outline List 1" w:semiHidden="1" w:unhideWhenUsed="1"/>
-    <w:lsdException w:name="Outline List 2" w:semiHidden="1" w:unhideWhenUsed="1"/>
-    <w:lsdException w:name="Outline List 3" w:semiHidden="1" w:unhideWhenUsed="1"/>
-    <w:lsdException w:name="Table Simple 1" w:semiHidden="1" w:unhideWhenUsed="1"/>
-    <w:lsdException w:name="Table Simple 2" w:semiHidden="1" w:unhideWhenUsed="1"/>
-    <w:lsdException w:name="Table Simple 3" w:semiHidden="1" w:unhideWhenUsed="1"/>
-    <w:lsdException w:name="Table Classic 1" w:semiHidden="1" w:unhideWhenUsed="1"/>
-    <w:lsdException w:name="Table Classic 2" w:semiHidden="1" w:unhideWhenUsed="1"/>
-    <w:lsdException w:name="Table Classic 3" w:semiHidden="1" w:unhideWhenUsed="1"/>
-    <w:lsdException w:name="Table Classic 4" w:semiHidden="1" w:unhideWhenUsed="1"/>
-    <w:lsdException w:name="Table Colorful 1" w:semiHidden="1" w:unhideWhenUsed="1"/>
-    <w:lsdException w:name="Table Colorful 2" w:semiHidden="1" w:unhideWhenUsed="1"/>
-    <w:lsdException w:name="Table Colorful 3" w:semiHidden="1" w:unhideWhenUsed="1"/>
-    <w:lsdException w:name="Table Columns 1" w:semiHidden="1" w:unhideWhenUsed="1"/>
-    <w:lsdException w:name="Table Columns 2" w:semiHidden="1" w:unhideWhenUsed="1"/>
-    <w:lsdException w:name="Table Columns 3" w:semiHidden="1" w:unhideWhenUsed="1"/>
-    <w:lsdException w:name="Table Columns 4" w:semiHidden="1" w:unhideWhenUsed="1"/>
-    <w:lsdException w:name="Table Columns 5" w:semiHidden="1" w:unhideWhenUsed="1"/>
-    <w:lsdException w:name="Table Grid 1" w:semiHidden="1" w:unhideWhenUsed="1"/>
-    <w:lsdException w:name="Table Grid 2" w:semiHidden="1" w:unhideWhenUsed="1"/>
-    <w:lsdException w:name="Table Grid 3" w:semiHidden="1" w:unhideWhenUsed="1"/>
-    <w:lsdException w:name="Table Grid 4" w:semiHidden="1" w:unhideWhenUsed="1"/>
-    <w:lsdException w:name="Table Grid 5" w:semiHidden="1" w:unhideWhenUsed="1"/>
-    <w:lsdException w:name="Table Grid 6" w:semiHidden="1" w:unhideWhenUsed="1"/>
-    <w:lsdException w:name="Table Grid 7" w:semiHidden="1" w:unhideWhenUsed="1"/>
-    <w:lsdException w:name="Table Grid 8" w:semiHidden="1" w:unhideWhenUsed="1"/>
-    <w:lsdException w:name="Table List 1" w:semiHidden="1" w:unhideWhenUsed="1"/>
-    <w:lsdException w:name="Table List 2" w:semiHidden="1" w:unhideWhenUsed="1"/>
-    <w:lsdException w:name="Table List 3" w:semiHidden="1" w:unhideWhenUsed="1"/>
-    <w:lsdException w:name="Table List 4" w:semiHidden="1" w:unhideWhenUsed="1"/>
-    <w:lsdException w:name="Table List 5" w:semiHidden="1" w:unhideWhenUsed="1"/>
-    <w:lsdException w:name="Table List 6" w:semiHidden="1" w:unhideWhenUsed="1"/>
-    <w:lsdException w:name="Table List 7" w:semiHidden="1" w:unhideWhenUsed="1"/>
-    <w:lsdException w:name="Table List 8" w:semiHidden="1" w:unhideWhenUsed="1"/>
-    <w:lsdException w:name="Table 3D effects 1" w:semiHidden="1" w:unhideWhenUsed="1"/>
-    <w:lsdException w:name="Table 3D effects 2" w:semiHidden="1" w:unhideWhenUsed="1"/>
-    <w:lsdException w:name="Table 3D effects 3" w:semiHidden="1" w:unhideWhenUsed="1"/>
-    <w:lsdException w:name="Table Contemporary" w:semiHidden="1" w:unhideWhenUsed="1"/>
-    <w:lsdException w:name="Table Elegant" w:semiHidden="1" w:unhideWhenUsed="1"/>
-    <w:lsdException w:name="Table Professional" w:semiHidden="1" w:unhideWhenUsed="1"/>
-    <w:lsdException w:name="Table Subtle 1" w:semiHidden="1" w:unhideWhenUsed="1"/>
-    <w:lsdException w:name="Table Subtle 2" w:semiHidden="1" w:unhideWhenUsed="1"/>
-    <w:lsdException w:name="Table Web 1" w:semiHidden="1" w:unhideWhenUsed="1"/>
-    <w:lsdException w:name="Table Web 2" w:semiHidden="1" w:unhideWhenUsed="1"/>
-    <w:lsdException w:name="Balloon Text" w:semiHidden="1" w:unhideWhenUsed="1"/>
-    <w:lsdException w:name="Table Grid" w:uiPriority="39"/>
-    <w:lsdException w:name="Placeholder Text" w:semiHidden="1"/>
-    <w:lsdException w:name="No Spacing" w:uiPriority="1" w:qFormat="1"/>
-    <w:lsdException w:name="Light Shading" w:uiPriority="60"/>
-    <w:lsdException w:name="Light List" w:uiPriority="61"/>
-    <w:lsdException w:name="Light Grid" w:uiPriority="62"/>
-    <w:lsdException w:name="Medium Shading 1" w:uiPriority="63"/>
-    <w:lsdException w:name="Medium Shading 2" w:uiPriority="64"/>
-    <w:lsdException w:name="Medium List 1" w:uiPriority="65"/>
-    <w:lsdException w:name="Medium List 2" w:uiPriority="66"/>
-    <w:lsdException w:name="Medium Grid 1" w:uiPriority="67"/>
-    <w:lsdException w:name="Medium Grid 2" w:uiPriority="68"/>
-    <w:lsdException w:name="Medium Grid 3" w:uiPriority="69"/>
-    <w:lsdException w:name="Dark List" w:uiPriority="70"/>
-    <w:lsdException w:name="Colorful Shading" w:uiPriority="71"/>
-    <w:lsdException w:name="Colorful List" w:uiPriority="72"/>
-    <w:lsdException w:name="Colorful Grid" w:uiPriority="73"/>
-    <w:lsdException w:name="Light Shading Accent 1" w:uiPriority="60"/>
-    <w:lsdException w:name="Light List Accent 1" w:uiPriority="61"/>
-    <w:lsdException w:name="Light Grid Accent 1" w:uiPriority="62"/>
-    <w:lsdException w:name="Medium Shading 1 Accent 1" w:uiPriority="63"/>
-    <w:lsdException w:name="Medium Shading 2 Accent 1" w:uiPriority="64"/>
-    <w:lsdException w:name="Medium List 1 Accent 1" w:uiPriority="65"/>
-    <w:lsdException w:name="Revision" w:semiHidden="1"/>
-    <w:lsdException w:name="List Paragraph" w:uiPriority="34" w:qFormat="1"/>
-    <w:lsdException w:name="Quote" w:uiPriority="29" w:qFormat="1"/>
-    <w:lsdException w:name="Intense Quote" w:uiPriority="30" w:qFormat="1"/>
-    <w:lsdException w:name="Medium List 2 Accent 1" w:uiPriority="66"/>
-    <w:lsdException w:name="Medium Grid 1 Accent 1" w:uiPriority="67"/>
-    <w:lsdException w:name="Medium Grid 2 Accent 1" w:uiPriority="68"/>
-    <w:lsdException w:name="Medium Grid 3 Accent 1" w:uiPriority="69"/>
-    <w:lsdException w:name="Dark List Accent 1" w:uiPriority="70"/>
-    <w:lsdException w:name="Colorful Shading Accent 1" w:uiPriority="71"/>
-    <w:lsdException w:name="Colorful List Accent 1" w:uiPriority="72"/>
-    <w:lsdException w:name="Colorful Grid Accent 1" w:uiPriority="73"/>
-    <w:lsdException w:name="Light Shading Accent 2" w:uiPriority="60"/>
-    <w:lsdException w:name="Light List Accent 2" w:uiPriority="61"/>
-    <w:lsdException w:name="Light Grid Accent 2" w:uiPriority="62"/>
-    <w:lsdException w:name="Medium Shading 1 Accent 2" w:uiPriority="63"/>
-    <w:lsdException w:name="Medium Shading 2 Accent 2" w:uiPriority="64"/>
-    <w:lsdException w:name="Medium List 1 Accent 2" w:uiPriority="65"/>
-    <w:lsdException w:name="Medium List 2 Accent 2" w:uiPriority="66"/>
-    <w:lsdException w:name="Medium Grid 1 Accent 2" w:uiPriority="67"/>
-    <w:lsdException w:name="Medium Grid 2 Accent 2" w:uiPriority="68"/>
-    <w:lsdException w:name="Medium Grid 3 Accent 2" w:uiPriority="69"/>
-    <w:lsdException w:name="Dark List Accent 2" w:uiPriority="70"/>
-    <w:lsdException w:name="Colorful Shading Accent 2" w:uiPriority="71"/>
-    <w:lsdException w:name="Colorful List Accent 2" w:uiPriority="72"/>
-    <w:lsdException w:name="Colorful Grid Accent 2" w:uiPriority="73"/>
-    <w:lsdException w:name="Light Shading Accent 3" w:uiPriority="60"/>
-    <w:lsdException w:name="Light List Accent 3" w:uiPriority="61"/>
-    <w:lsdException w:name="Light Grid Accent 3" w:uiPriority="62"/>
-    <w:lsdException w:name="Medium Shading 1 Accent 3" w:uiPriority="63"/>
-    <w:lsdException w:name="Medium Shading 2 Accent 3" w:uiPriority="64"/>
-    <w:lsdException w:name="Medium List 1 Accent 3" w:uiPriority="65"/>
-    <w:lsdException w:name="Medium List 2 Accent 3" w:uiPriority="66"/>
-    <w:lsdException w:name="Medium Grid 1 Accent 3" w:uiPriority="67"/>
-    <w:lsdException w:name="Medium Grid 2 Accent 3" w:uiPriority="68"/>
-    <w:lsdException w:name="Medium Grid 3 Accent 3" w:uiPriority="69"/>
-    <w:lsdException w:name="Dark List Accent 3" w:uiPriority="70"/>
-    <w:lsdException w:name="Colorful Shading Accent 3" w:uiPriority="71"/>
-    <w:lsdException w:name="Colorful List Accent 3" w:uiPriority="72"/>
-    <w:lsdException w:name="Colorful Grid Accent 3" w:uiPriority="73"/>
-    <w:lsdException w:name="Light Shading Accent 4" w:uiPriority="60"/>
-    <w:lsdException w:name="Light List Accent 4" w:uiPriority="61"/>
-    <w:lsdException w:name="Light Grid Accent 4" w:uiPriority="62"/>
-    <w:lsdException w:name="Medium Shading 1 Accent 4" w:uiPriority="63"/>
-    <w:lsdException w:name="Medium Shading 2 Accent 4" w:uiPriority="64"/>
-    <w:lsdException w:name="Medium List 1 Accent 4" w:uiPriority="65"/>
-    <w:lsdException w:name="Medium List 2 Accent 4" w:uiPriority="66"/>
-    <w:lsdException w:name="Medium Grid 1 Accent 4" w:uiPriority="67"/>
-    <w:lsdException w:name="Medium Grid 2 Accent 4" w:uiPriority="68"/>
-    <w:lsdException w:name="Medium Grid 3 Accent 4" w:uiPriority="69"/>
-    <w:lsdException w:name="Dark List Accent 4" w:uiPriority="70"/>
-    <w:lsdException w:name="Colorful Shading Accent 4" w:uiPriority="71"/>
-    <w:lsdException w:name="Colorful List Accent 4" w:uiPriority="72"/>
-    <w:lsdException w:name="Colorful Grid Accent 4" w:uiPriority="73"/>
-    <w:lsdException w:name="Light Shading Accent 5" w:uiPriority="60"/>
-    <w:lsdException w:name="Light List Accent 5" w:uiPriority="61"/>
-    <w:lsdException w:name="Light Grid Accent 5" w:uiPriority="62"/>
-    <w:lsdException w:name="Medium Shading 1 Accent 5" w:uiPriority="63"/>
-    <w:lsdException w:name="Medium Shading 2 Accent 5" w:uiPriority="64"/>
-    <w:lsdException w:name="Medium List 1 Accent 5" w:uiPriority="65"/>
-    <w:lsdException w:name="Medium List 2 Accent 5" w:uiPriority="66"/>
-    <w:lsdException w:name="Medium Grid 1 Accent 5" w:uiPriority="67"/>
-    <w:lsdException w:name="Medium Grid 2 Accent 5" w:uiPriority="68"/>
-    <w:lsdException w:name="Medium Grid 3 Accent 5" w:uiPriority="69"/>
-    <w:lsdException w:name="Dark List Accent 5" w:uiPriority="70"/>
-    <w:lsdException w:name="Colorful Shading Accent 5" w:uiPriority="71"/>
-    <w:lsdException w:name="Colorful List Accent 5" w:uiPriority="72"/>
-    <w:lsdException w:name="Colorful Grid Accent 5" w:uiPriority="73"/>
-    <w:lsdException w:name="Light Shading Accent 6" w:uiPriority="60"/>
-    <w:lsdException w:name="Light List Accent 6" w:uiPriority="61"/>
-    <w:lsdException w:name="Light Grid Accent 6" w:uiPriority="62"/>
-    <w:lsdException w:name="Medium Shading 1 Accent 6" w:uiPriority="63"/>
-    <w:lsdException w:name="Medium Shading 2 Accent 6" w:uiPriority="64"/>
-    <w:lsdException w:name="Medium List 1 Accent 6" w:uiPriority="65"/>
-    <w:lsdException w:name="Medium List 2 Accent 6" w:uiPriority="66"/>
-    <w:lsdException w:name="Medium Grid 1 Accent 6" w:uiPriority="67"/>
-    <w:lsdException w:name="Medium Grid 2 Accent 6" w:uiPriority="68"/>
-    <w:lsdException w:name="Medium Grid 3 Accent 6" w:uiPriority="69"/>
-    <w:lsdException w:name="Dark List Accent 6" w:uiPriority="70"/>
-    <w:lsdException w:name="Colorful Shading Accent 6" w:uiPriority="71"/>
-    <w:lsdException w:name="Colorful List Accent 6" w:uiPriority="72"/>
-    <w:lsdException w:name="Colorful Grid Accent 6" w:uiPriority="73"/>
-    <w:lsdException w:name="Subtle Emphasis" w:uiPriority="19" w:qFormat="1"/>
-    <w:lsdException w:name="Intense Emphasis" w:uiPriority="21" w:qFormat="1"/>
-    <w:lsdException w:name="Subtle Reference" w:uiPriority="31" w:qFormat="1"/>
-    <w:lsdException w:name="Intense Reference" w:uiPriority="32" w:qFormat="1"/>
-    <w:lsdException w:name="Book Title" w:uiPriority="33" w:qFormat="1"/>
-    <w:lsdException w:name="Bibliography" w:semiHidden="1" w:uiPriority="37" w:unhideWhenUsed="1"/>
-    <w:lsdException w:name="TOC Heading" w:semiHidden="1" w:uiPriority="39" w:unhideWhenUsed="1" w:qFormat="1"/>
-    <w:lsdException w:name="Plain Table 1" w:uiPriority="41"/>
-    <w:lsdException w:name="Plain Table 2" w:uiPriority="42"/>
-    <w:lsdException w:name="Plain Table 3" w:uiPriority="43"/>
-    <w:lsdException w:name="Plain Table 4" w:uiPriority="44"/>
-    <w:lsdException w:name="Plain Table 5" w:uiPriority="45"/>
-    <w:lsdException w:name="Grid Table Light" w:uiPriority="40"/>
-    <w:lsdException w:name="Grid Table 1 Light" w:uiPriority="46"/>
-    <w:lsdException w:name="Grid Table 2" w:uiPriority="47"/>
-    <w:lsdException w:name="Grid Table 3" w:uiPriority="48"/>
-    <w:lsdException w:name="Grid Table 4" w:uiPriority="49"/>
-    <w:lsdException w:name="Grid Table 5 Dark" w:uiPriority="50"/>
-    <w:lsdException w:name="Grid Table 6 Colorful" w:uiPriority="51"/>
-    <w:lsdException w:name="Grid Table 7 Colorful" w:uiPriority="52"/>
-    <w:lsdException w:name="Grid Table 1 Light Accent 1" w:uiPriority="46"/>
-    <w:lsdException w:name="Grid Table 2 Accent 1" w:uiPriority="47"/>
-    <w:lsdException w:name="Grid Table 3 Accent 1" w:uiPriority="48"/>
-    <w:lsdException w:name="Grid Table 4 Accent 1" w:uiPriority="49"/>
-    <w:lsdException w:name="Grid Table 5 Dark Accent 1" w:uiPriority="50"/>
-    <w:lsdException w:name="Grid Table 6 Colorful Accent 1" w:uiPriority="51"/>
-    <w:lsdException w:name="Grid Table 7 Colorful Accent 1" w:uiPriority="52"/>
-    <w:lsdException w:name="Grid Table 1 Light Accent 2" w:uiPriority="46"/>
-    <w:lsdException w:name="Grid Table 2 Accent 2" w:uiPriority="47"/>
-    <w:lsdException w:name="Grid Table 3 Accent 2" w:uiPriority="48"/>
-    <w:lsdException w:name="Grid Table 4 Accent 2" w:uiPriority="49"/>
-    <w:lsdException w:name="Grid Table 5 Dark Accent 2" w:uiPriority="50"/>
-    <w:lsdException w:name="Grid Table 6 Colorful Accent 2" w:uiPriority="51"/>
-    <w:lsdException w:name="Grid Table 7 Colorful Accent 2" w:uiPriority="52"/>
-    <w:lsdException w:name="Grid Table 1 Light Accent 3" w:uiPriority="46"/>
-    <w:lsdException w:name="Grid Table 2 Accent 3" w:uiPriority="47"/>
-    <w:lsdException w:name="Grid Table 3 Accent 3" w:uiPriority="48"/>
-    <w:lsdException w:name="Grid Table 4 Accent 3" w:uiPriority="49"/>
-    <w:lsdException w:name="Grid Table 5 Dark Accent 3" w:uiPriority="50"/>
-    <w:lsdException w:name="Grid Table 6 Colorful Accent 3" w:uiPriority="51"/>
-    <w:lsdException w:name="Grid Table 7 Colorful Accent 3" w:uiPriority="52"/>
-    <w:lsdException w:name="Grid Table 1 Light Accent 4" w:uiPriority="46"/>
-    <w:lsdException w:name="Grid Table 2 Accent 4" w:uiPriority="47"/>
-    <w:lsdException w:name="Grid Table 3 Accent 4" w:uiPriority="48"/>
-    <w:lsdException w:name="Grid Table 4 Accent 4" w:uiPriority="49"/>
-    <w:lsdException w:name="Grid Table 5 Dark Accent 4" w:uiPriority="50"/>
-    <w:lsdException w:name="Grid Table 6 Colorful Accent 4" w:uiPriority="51"/>
-    <w:lsdException w:name="Grid Table 7 Colorful Accent 4" w:uiPriority="52"/>
-    <w:lsdException w:name="Grid Table 1 Light Accent 5" w:uiPriority="46"/>
-    <w:lsdException w:name="Grid Table 2 Accent 5" w:uiPriority="47"/>
-    <w:lsdException w:name="Grid Table 3 Accent 5" w:uiPriority="48"/>
-    <w:lsdException w:name="Grid Table 4 Accent 5" w:uiPriority="49"/>
-    <w:lsdException w:name="Grid Table 5 Dark Accent 5" w:uiPriority="50"/>
-    <w:lsdException w:name="Grid Table 6 Colorful Accent 5" w:uiPriority="51"/>
-    <w:lsdException w:name="Grid Table 7 Colorful Accent 5" w:uiPriority="52"/>
-    <w:lsdException w:name="Grid Table 1 Light Accent 6" w:uiPriority="46"/>
-    <w:lsdException w:name="Grid Table 2 Accent 6" w:uiPriority="47"/>
-    <w:lsdException w:name="Grid Table 3 Accent 6" w:uiPriority="48"/>
-    <w:lsdException w:name="Grid Table 4 Accent 6" w:uiPriority="49"/>
-    <w:lsdException w:name="Grid Table 5 Dark Accent 6" w:uiPriority="50"/>
-    <w:lsdException w:name="Grid Table 6 Colorful Accent 6" w:uiPriority="51"/>
-    <w:lsdException w:name="Grid Table 7 Colorful Accent 6" w:uiPriority="52"/>
-    <w:lsdException w:name="List Table 1 Light" w:uiPriority="46"/>
-    <w:lsdException w:name="List Table 2" w:uiPriority="47"/>
-    <w:lsdException w:name="List Table 3" w:uiPriority="48"/>
-    <w:lsdException w:name="List Table 4" w:uiPriority="49"/>
-    <w:lsdException w:name="List Table 5 Dark" w:uiPriority="50"/>
-    <w:lsdException w:name="List Table 6 Colorful" w:uiPriority="51"/>
-    <w:lsdException w:name="List Table 7 Colorful" w:uiPriority="52"/>
-    <w:lsdException w:name="List Table 1 Light Accent 1" w:uiPriority="46"/>
-    <w:lsdException w:name="List Table 2 Accent 1" w:uiPriority="47"/>
-    <w:lsdException w:name="List Table 3 Accent 1" w:uiPriority="48"/>
-    <w:lsdException w:name="List Table 4 Accent 1" w:uiPriority="49"/>
-    <w:lsdException w:name="List Table 5 Dark Accent 1" w:uiPriority="50"/>
-    <w:lsdException w:name="List Table 6 Colorful Accent 1" w:uiPriority="51"/>
-    <w:lsdException w:name="List Table 7 Colorful Accent 1" w:uiPriority="52"/>
-    <w:lsdException w:name="List Table 1 Light Accent 2" w:uiPriority="46"/>
-    <w:lsdException w:name="List Table 2 Accent 2" w:uiPriority="47"/>
-    <w:lsdException w:name="List Table 3 Accent 2" w:uiPriority="48"/>
-    <w:lsdException w:name="List Table 4 Accent 2" w:uiPriority="49"/>
-    <w:lsdException w:name="List Table 5 Dark Accent 2" w:uiPriority="50"/>
-    <w:lsdException w:name="List Table 6 Colorful Accent 2" w:uiPriority="51"/>
-    <w:lsdException w:name="List Table 7 Colorful Accent 2" w:uiPriority="52"/>
-    <w:lsdException w:name="List Table 1 Light Accent 3" w:uiPriority="46"/>
-    <w:lsdException w:name="List Table 2 Accent 3" w:uiPriority="47"/>
-    <w:lsdException w:name="List Table 3 Accent 3" w:uiPriority="48"/>
-    <w:lsdException w:name="List Table 4 Accent 3" w:uiPriority="49"/>
-    <w:lsdException w:name="List Table 5 Dark Accent 3" w:uiPriority="50"/>
-    <w:lsdException w:name="List Table 6 Colorful Accent 3" w:uiPriority="51"/>
-    <w:lsdException w:name="List Table 7 Colorful Accent 3" w:uiPriority="52"/>
-    <w:lsdException w:name="List Table 1 Light Accent 4" w:uiPriority="46"/>
-    <w:lsdException w:name="List Table 2 Accent 4" w:uiPriority="47"/>
-    <w:lsdException w:name="List Table 3 Accent 4" w:uiPriority="48"/>
-    <w:lsdException w:name="List Table 4 Accent 4" w:uiPriority="49"/>
-    <w:lsdException w:name="List Table 5 Dark Accent 4" w:uiPriority="50"/>
-    <w:lsdException w:name="List Table 6 Colorful Accent 4" w:uiPriority="51"/>
-    <w:lsdException w:name="List Table 7 Colorful Accent 4" w:uiPriority="52"/>
-    <w:lsdException w:name="List Table 1 Light Accent 5" w:uiPriority="46"/>
-    <w:lsdException w:name="List Table 2 Accent 5" w:uiPriority="47"/>
-    <w:lsdException w:name="List Table 3 Accent 5" w:uiPriority="48"/>
-    <w:lsdException w:name="List Table 4 Accent 5" w:uiPriority="49"/>
-    <w:lsdException w:name="List Table 5 Dark Accent 5" w:uiPriority="50"/>
-    <w:lsdException w:name="List Table 6 Colorful Accent 5" w:uiPriority="51"/>
-    <w:lsdException w:name="List Table 7 Colorful Accent 5" w:uiPriority="52"/>
-    <w:lsdException w:name="List Table 1 Light Accent 6" w:uiPriority="46"/>
-    <w:lsdException w:name="List Table 2 Accent 6" w:uiPriority="47"/>
-    <w:lsdException w:name="List Table 3 Accent 6" w:uiPriority="48"/>
-    <w:lsdException w:name="List Table 4 Accent 6" w:uiPriority="49"/>
-    <w:lsdException w:name="List Table 5 Dark Accent 6" w:uiPriority="50"/>
-    <w:lsdException w:name="List Table 6 Colorful Accent 6" w:uiPriority="51"/>
-    <w:lsdException w:name="List Table 7 Colorful Accent 6" w:uiPriority="52"/>
-    <w:lsdException w:name="Mention" w:semiHidden="1" w:unhideWhenUsed="1"/>
-    <w:lsdException w:name="Smart Hyperlink" w:semiHidden="1" w:unhideWhenUsed="1"/>
-    <w:lsdException w:name="Hashtag" w:semiHidden="1" w:unhideWhenUsed="1"/>
-    <w:lsdException w:name="Unresolved Mention" w:semiHidden="1" w:unhideWhenUsed="1"/>
-    <w:lsdException w:name="Smart Link" w:semiHidden="1" w:unhideWhenUsed="1"/>
-  </w:latentStyles>
-  <w:style w:type="paragraph" w:default="1" w:styleId="Normal">
-    <w:name w:val="Normal"/>
-    <w:qFormat/>
-  </w:style>
-  <w:style w:type="character" w:default="1" w:styleId="DefaultParagraphFont">
-    <w:name w:val="Default Paragraph Font"/>
-    <w:uiPriority w:val="1"/>
-    <w:semiHidden/>
-    <w:unhideWhenUsed/>
-  </w:style>
-  <w:style w:type="table" w:default="1" w:styleId="TableNormal">
-    <w:name w:val="Normal Table"/>
-    <w:uiPriority w:val="99"/>
-    <w:semiHidden/>
-    <w:unhideWhenUsed/>
-    <w:tblPr>
-      <w:tblInd w:w="0" w:type="dxa"/>
-      <w:tblCellMar>
-        <w:top w:w="0" w:type="dxa"/>
-        <w:left w:w="108" w:type="dxa"/>
-        <w:bottom w:w="0" w:type="dxa"/>
-        <w:right w:w="108" w:type="dxa"/>
-      </w:tblCellMar>
-    </w:tblPr>
-  </w:style>
-  <w:style w:type="numbering" w:default="1" w:styleId="NoList">
-    <w:name w:val="No List"/>
-    <w:uiPriority w:val="99"/>
-    <w:semiHidden/>
-    <w:unhideWhenUsed/>
-  </w:style>
-  <w:style w:type="paragraph" w:customStyle="1" w:styleId="DC98F34AED324302AC29EC2E0EBB39EB">
-    <w:name w:val="DC98F34AED324302AC29EC2E0EBB39EB"/>
-  </w:style>
-  <w:style w:type="paragraph" w:customStyle="1" w:styleId="33F70589AB224DB2AFA28697E6ED39E8">
-    <w:name w:val="33F70589AB224DB2AFA28697E6ED39E8"/>
-  </w:style>
-  <w:style w:type="paragraph" w:customStyle="1" w:styleId="32EF9A2FB84E471287FA470068991138">
-    <w:name w:val="32EF9A2FB84E471287FA470068991138"/>
-  </w:style>
-  <w:style w:type="paragraph" w:customStyle="1" w:styleId="45D62418CC70460E9B4C4CAE5BBD9EF6">
-    <w:name w:val="45D62418CC70460E9B4C4CAE5BBD9EF6"/>
-  </w:style>
-  <w:style w:type="paragraph" w:customStyle="1" w:styleId="2D56551DB70444E3A0377F7B2DECE63C">
-    <w:name w:val="2D56551DB70444E3A0377F7B2DECE63C"/>
-  </w:style>
-  <w:style w:type="paragraph" w:customStyle="1" w:styleId="3670894821354825B6C292401F881E59">
-    <w:name w:val="3670894821354825B6C292401F881E59"/>
-  </w:style>
-  <w:style w:type="paragraph" w:customStyle="1" w:styleId="4C30DD4311654882BFE469F592CF3B62">
-    <w:name w:val="4C30DD4311654882BFE469F592CF3B62"/>
-  </w:style>
-  <w:style w:type="paragraph" w:customStyle="1" w:styleId="1970FD6D72B14D7CA5761C6B3652D711">
-    <w:name w:val="1970FD6D72B14D7CA5761C6B3652D711"/>
-  </w:style>
-  <w:style w:type="character" w:styleId="PlaceholderText">
-    <w:name w:val="Placeholder Text"/>
-    <w:basedOn w:val="DefaultParagraphFont"/>
-    <w:uiPriority w:val="99"/>
-    <w:semiHidden/>
-    <w:rsid w:val="00A51CCB"/>
-    <w:rPr>
-      <w:color w:val="808080"/>
-    </w:rPr>
-  </w:style>
-  <w:style w:type="paragraph" w:customStyle="1" w:styleId="BCF73CFD4CC749CA895BE934616C484C">
-    <w:name w:val="BCF73CFD4CC749CA895BE934616C484C"/>
-  </w:style>
-  <w:style w:type="paragraph" w:customStyle="1" w:styleId="BA1F0ED51D574352A44E2FBBFA9CA2DE">
-    <w:name w:val="BA1F0ED51D574352A44E2FBBFA9CA2DE"/>
-  </w:style>
-  <w:style w:type="paragraph" w:customStyle="1" w:styleId="0D56B5C9DCDD45B4922C05FD52BEE0D5">
-    <w:name w:val="0D56B5C9DCDD45B4922C05FD52BEE0D5"/>
-  </w:style>
-  <w:style w:type="paragraph" w:customStyle="1" w:styleId="AAED535ED50D45F1987B0A9519A23E2E">
-    <w:name w:val="AAED535ED50D45F1987B0A9519A23E2E"/>
-  </w:style>
-  <w:style w:type="paragraph" w:customStyle="1" w:styleId="8FF2206534FA490D96D63844E9661555">
-    <w:name w:val="8FF2206534FA490D96D63844E9661555"/>
-  </w:style>
-  <w:style w:type="paragraph" w:customStyle="1" w:styleId="3B69E7A60FB14BD5B2A73D938BB5D0D1">
-    <w:name w:val="3B69E7A60FB14BD5B2A73D938BB5D0D1"/>
-  </w:style>
-  <w:style w:type="paragraph" w:customStyle="1" w:styleId="BCF73CFD4CC749CA895BE934616C484C1">
-    <w:name w:val="BCF73CFD4CC749CA895BE934616C484C1"/>
-    <w:rsid w:val="00A51CCB"/>
-    <w:pPr>
-      <w:widowControl w:val="0"/>
-      <w:autoSpaceDE w:val="0"/>
-      <w:autoSpaceDN w:val="0"/>
-      <w:adjustRightInd w:val="0"/>
-      <w:spacing w:before="240" w:after="240" w:line="240" w:lineRule="auto"/>
-      <w:contextualSpacing/>
-    </w:pPr>
-    <w:rPr>
-      <w:rFonts w:eastAsia="Times New Roman" w:cs="Times New Roman"/>
-      <w:sz w:val="24"/>
-      <w:szCs w:val="24"/>
-    </w:rPr>
-  </w:style>
-  <w:style w:type="paragraph" w:customStyle="1" w:styleId="RecipientAddress">
-    <w:name w:val="Recipient Address"/>
-    <w:basedOn w:val="Normal"/>
-    <w:uiPriority w:val="1"/>
-    <w:qFormat/>
-    <w:rsid w:val="00A51CCB"/>
-    <w:pPr>
-      <w:widowControl w:val="0"/>
-      <w:autoSpaceDE w:val="0"/>
-      <w:autoSpaceDN w:val="0"/>
-      <w:adjustRightInd w:val="0"/>
-      <w:spacing w:before="240" w:after="240" w:line="240" w:lineRule="auto"/>
-      <w:contextualSpacing/>
-    </w:pPr>
-    <w:rPr>
-      <w:rFonts w:eastAsia="Times New Roman" w:cs="Times New Roman"/>
-      <w:sz w:val="24"/>
-      <w:szCs w:val="24"/>
-    </w:rPr>
-  </w:style>
-  <w:style w:type="paragraph" w:customStyle="1" w:styleId="1A7C035CC7114096BA6B07375205153C">
-    <w:name w:val="1A7C035CC7114096BA6B07375205153C"/>
-    <w:rsid w:val="00F71AEB"/>
-  </w:style>
-  <w:style w:type="paragraph" w:customStyle="1" w:styleId="35E12CD451B449208795125BABDF0CED">
-    <w:name w:val="35E12CD451B449208795125BABDF0CED"/>
-    <w:rsid w:val="00F71AEB"/>
-  </w:style>
-</w:styles>
-</file>
-
-<file path=word/glossary/webSettings.xml><?xml version="1.0" encoding="utf-8"?>
-<w:webSettings xmlns:mc="http://schemas.openxmlformats.org/markup-compatibility/2006" xmlns:r="http://schemas.openxmlformats.org/officeDocument/2006/relationships" xmlns:w="http://schemas.openxmlformats.org/wordprocessingml/2006/main" xmlns:w14="http://schemas.microsoft.com/office/word/2010/wordml" xmlns:w15="http://schemas.microsoft.com/office/word/2012/wordml" xmlns:w16cid="http://schemas.microsoft.com/office/word/2016/wordml/cid" xmlns:w16se="http://schemas.microsoft.com/office/word/2015/wordml/symex" mc:Ignorable="w14 w15 w16se w16cid">
-  <w:optimizeForBrowser/>
-  <w:allowPNG/>
-</w:webSettings>
-</file>
-
 <file path=word/theme/theme1.xml><?xml version="1.0" encoding="utf-8"?>
 <a:theme xmlns:a="http://schemas.openxmlformats.org/drawingml/2006/main" name="Set2">
   <a:themeElements>
@@ -7463,255 +6469,4 @@
     </a:ext>
   </a:extLst>
 </a:theme>
-</file>
-
-<file path=customXml/item1.xml><?xml version="1.0" encoding="utf-8"?>
-<ct:contentTypeSchema xmlns:ct="http://schemas.microsoft.com/office/2006/metadata/contentType" xmlns:ma="http://schemas.microsoft.com/office/2006/metadata/properties/metaAttributes" ct:_="" ma:_="" ma:contentTypeName="Document" ma:contentTypeID="0x01010079F111ED35F8CC479449609E8A0923A6" ma:contentTypeVersion="12" ma:contentTypeDescription="Create a new document." ma:contentTypeScope="" ma:versionID="42480f6609812271f56e53f2aff71704">
-  <xsd:schema xmlns:xsd="http://www.w3.org/2001/XMLSchema" xmlns:xs="http://www.w3.org/2001/XMLSchema" xmlns:p="http://schemas.microsoft.com/office/2006/metadata/properties" xmlns:ns2="71af3243-3dd4-4a8d-8c0d-dd76da1f02a5" xmlns:ns3="16c05727-aa75-4e4a-9b5f-8a80a1165891" targetNamespace="http://schemas.microsoft.com/office/2006/metadata/properties" ma:root="true" ma:fieldsID="4b48d77c16982ba2890c3fe2b4c067b2" ns2:_="" ns3:_="">
-    <xsd:import namespace="71af3243-3dd4-4a8d-8c0d-dd76da1f02a5"/>
-    <xsd:import namespace="16c05727-aa75-4e4a-9b5f-8a80a1165891"/>
-    <xsd:element name="properties">
-      <xsd:complexType>
-        <xsd:sequence>
-          <xsd:element name="documentManagement">
-            <xsd:complexType>
-              <xsd:all>
-                <xsd:element ref="ns2:MediaServiceMetadata" minOccurs="0"/>
-                <xsd:element ref="ns2:MediaServiceFastMetadata" minOccurs="0"/>
-                <xsd:element ref="ns2:MediaServiceOCR" minOccurs="0"/>
-                <xsd:element ref="ns2:MediaServiceAutoTags" minOccurs="0"/>
-                <xsd:element ref="ns2:MediaServiceEventHashCode" minOccurs="0"/>
-                <xsd:element ref="ns2:MediaServiceGenerationTime" minOccurs="0"/>
-                <xsd:element ref="ns3:SharedWithUsers" minOccurs="0"/>
-                <xsd:element ref="ns3:SharedWithDetails" minOccurs="0"/>
-                <xsd:element ref="ns2:MediaServiceAutoKeyPoints" minOccurs="0"/>
-                <xsd:element ref="ns2:MediaServiceKeyPoints" minOccurs="0"/>
-                <xsd:element ref="ns2:MediaServiceDateTaken" minOccurs="0"/>
-                <xsd:element ref="ns2:Status" minOccurs="0"/>
-              </xsd:all>
-            </xsd:complexType>
-          </xsd:element>
-        </xsd:sequence>
-      </xsd:complexType>
-    </xsd:element>
-  </xsd:schema>
-  <xsd:schema xmlns:xsd="http://www.w3.org/2001/XMLSchema" xmlns:xs="http://www.w3.org/2001/XMLSchema" xmlns:dms="http://schemas.microsoft.com/office/2006/documentManagement/types" xmlns:pc="http://schemas.microsoft.com/office/infopath/2007/PartnerControls" targetNamespace="71af3243-3dd4-4a8d-8c0d-dd76da1f02a5" elementFormDefault="qualified">
-    <xsd:import namespace="http://schemas.microsoft.com/office/2006/documentManagement/types"/>
-    <xsd:import namespace="http://schemas.microsoft.com/office/infopath/2007/PartnerControls"/>
-    <xsd:element name="MediaServiceMetadata" ma:index="8" nillable="true" ma:displayName="MediaServiceMetadata" ma:hidden="true" ma:internalName="MediaServiceMetadata" ma:readOnly="true">
-      <xsd:simpleType>
-        <xsd:restriction base="dms:Note"/>
-      </xsd:simpleType>
-    </xsd:element>
-    <xsd:element name="MediaServiceFastMetadata" ma:index="9" nillable="true" ma:displayName="MediaServiceFastMetadata" ma:hidden="true" ma:internalName="MediaServiceFastMetadata" ma:readOnly="true">
-      <xsd:simpleType>
-        <xsd:restriction base="dms:Note"/>
-      </xsd:simpleType>
-    </xsd:element>
-    <xsd:element name="MediaServiceOCR" ma:index="10" nillable="true" ma:displayName="MediaServiceOCR" ma:internalName="MediaServiceOCR" ma:readOnly="true">
-      <xsd:simpleType>
-        <xsd:restriction base="dms:Note">
-          <xsd:maxLength value="255"/>
-        </xsd:restriction>
-      </xsd:simpleType>
-    </xsd:element>
-    <xsd:element name="MediaServiceAutoTags" ma:index="11" nillable="true" ma:displayName="MediaServiceAutoTags" ma:internalName="MediaServiceAutoTags" ma:readOnly="true">
-      <xsd:simpleType>
-        <xsd:restriction base="dms:Text"/>
-      </xsd:simpleType>
-    </xsd:element>
-    <xsd:element name="MediaServiceEventHashCode" ma:index="12" nillable="true" ma:displayName="MediaServiceEventHashCode" ma:hidden="true" ma:internalName="MediaServiceEventHashCode" ma:readOnly="true">
-      <xsd:simpleType>
-        <xsd:restriction base="dms:Text"/>
-      </xsd:simpleType>
-    </xsd:element>
-    <xsd:element name="MediaServiceGenerationTime" ma:index="13" nillable="true" ma:displayName="MediaServiceGenerationTime" ma:hidden="true" ma:internalName="MediaServiceGenerationTime" ma:readOnly="true">
-      <xsd:simpleType>
-        <xsd:restriction base="dms:Text"/>
-      </xsd:simpleType>
-    </xsd:element>
-    <xsd:element name="MediaServiceAutoKeyPoints" ma:index="16" nillable="true" ma:displayName="MediaServiceAutoKeyPoints" ma:hidden="true" ma:internalName="MediaServiceAutoKeyPoints" ma:readOnly="true">
-      <xsd:simpleType>
-        <xsd:restriction base="dms:Note"/>
-      </xsd:simpleType>
-    </xsd:element>
-    <xsd:element name="MediaServiceKeyPoints" ma:index="17" nillable="true" ma:displayName="KeyPoints" ma:internalName="MediaServiceKeyPoints" ma:readOnly="false">
-      <xsd:simpleType>
-        <xsd:restriction base="dms:Note">
-          <xsd:maxLength value="255"/>
-        </xsd:restriction>
-      </xsd:simpleType>
-    </xsd:element>
-    <xsd:element name="MediaServiceDateTaken" ma:index="18" nillable="true" ma:displayName="MediaServiceDateTaken" ma:hidden="true" ma:internalName="MediaServiceDateTaken" ma:readOnly="true">
-      <xsd:simpleType>
-        <xsd:restriction base="dms:Text"/>
-      </xsd:simpleType>
-    </xsd:element>
-    <xsd:element name="Status" ma:index="19" nillable="true" ma:displayName="Status" ma:default="Not started" ma:format="Dropdown" ma:internalName="Status">
-      <xsd:simpleType>
-        <xsd:restriction base="dms:Choice">
-          <xsd:enumeration value="Not started"/>
-          <xsd:enumeration value="In Progress"/>
-          <xsd:enumeration value="Completed"/>
-        </xsd:restriction>
-      </xsd:simpleType>
-    </xsd:element>
-  </xsd:schema>
-  <xsd:schema xmlns:xsd="http://www.w3.org/2001/XMLSchema" xmlns:xs="http://www.w3.org/2001/XMLSchema" xmlns:dms="http://schemas.microsoft.com/office/2006/documentManagement/types" xmlns:pc="http://schemas.microsoft.com/office/infopath/2007/PartnerControls" targetNamespace="16c05727-aa75-4e4a-9b5f-8a80a1165891" elementFormDefault="qualified">
-    <xsd:import namespace="http://schemas.microsoft.com/office/2006/documentManagement/types"/>
-    <xsd:import namespace="http://schemas.microsoft.com/office/infopath/2007/PartnerControls"/>
-    <xsd:element name="SharedWithUsers" ma:index="14" nillable="true" ma:displayName="Shared With" ma:internalName="SharedWithUsers" ma:readOnly="true">
-      <xsd:complexType>
-        <xsd:complexContent>
-          <xsd:extension base="dms:UserMulti">
-            <xsd:sequence>
-              <xsd:element name="UserInfo" minOccurs="0" maxOccurs="unbounded">
-                <xsd:complexType>
-                  <xsd:sequence>
-                    <xsd:element name="DisplayName" type="xsd:string" minOccurs="0"/>
-                    <xsd:element name="AccountId" type="dms:UserId" minOccurs="0" nillable="true"/>
-                    <xsd:element name="AccountType" type="xsd:string" minOccurs="0"/>
-                  </xsd:sequence>
-                </xsd:complexType>
-              </xsd:element>
-            </xsd:sequence>
-          </xsd:extension>
-        </xsd:complexContent>
-      </xsd:complexType>
-    </xsd:element>
-    <xsd:element name="SharedWithDetails" ma:index="15" nillable="true" ma:displayName="Shared With Details" ma:internalName="SharedWithDetails" ma:readOnly="true">
-      <xsd:simpleType>
-        <xsd:restriction base="dms:Note">
-          <xsd:maxLength value="255"/>
-        </xsd:restriction>
-      </xsd:simpleType>
-    </xsd:element>
-  </xsd:schema>
-  <xsd:schema xmlns="http://schemas.openxmlformats.org/package/2006/metadata/core-properties" xmlns:xsd="http://www.w3.org/2001/XMLSchema" xmlns:xsi="http://www.w3.org/2001/XMLSchema-instance" xmlns:dc="http://purl.org/dc/elements/1.1/" xmlns:dcterms="http://purl.org/dc/terms/" xmlns:odoc="http://schemas.microsoft.com/internal/obd" targetNamespace="http://schemas.openxmlformats.org/package/2006/metadata/core-properties" elementFormDefault="qualified" attributeFormDefault="unqualified" blockDefault="#all">
-    <xsd:import namespace="http://purl.org/dc/elements/1.1/" schemaLocation="http://dublincore.org/schemas/xmls/qdc/2003/04/02/dc.xsd"/>
-    <xsd:import namespace="http://purl.org/dc/terms/" schemaLocation="http://dublincore.org/schemas/xmls/qdc/2003/04/02/dcterms.xsd"/>
-    <xsd:element name="coreProperties" type="CT_coreProperties"/>
-    <xsd:complexType name="CT_coreProperties">
-      <xsd:all>
-        <xsd:element ref="dc:creator" minOccurs="0" maxOccurs="1"/>
-        <xsd:element ref="dcterms:created" minOccurs="0" maxOccurs="1"/>
-        <xsd:element ref="dc:identifier" minOccurs="0" maxOccurs="1"/>
-        <xsd:element name="contentType" minOccurs="0" maxOccurs="1" type="xsd:string" ma:index="0" ma:displayName="Content Type"/>
-        <xsd:element ref="dc:title" minOccurs="0" maxOccurs="1" ma:index="4" ma:displayName="Title"/>
-        <xsd:element ref="dc:subject" minOccurs="0" maxOccurs="1"/>
-        <xsd:element ref="dc:description" minOccurs="0" maxOccurs="1"/>
-        <xsd:element name="keywords" minOccurs="0" maxOccurs="1" type="xsd:string"/>
-        <xsd:element ref="dc:language" minOccurs="0" maxOccurs="1"/>
-        <xsd:element name="category" minOccurs="0" maxOccurs="1" type="xsd:string"/>
-        <xsd:element name="version" minOccurs="0" maxOccurs="1" type="xsd:string"/>
-        <xsd:element name="revision" minOccurs="0" maxOccurs="1" type="xsd:string">
-          <xsd:annotation>
-            <xsd:documentation>
-                        This value indicates the number of saves or revisions. The application is responsible for updating this value after each revision.
-                    </xsd:documentation>
-          </xsd:annotation>
-        </xsd:element>
-        <xsd:element name="lastModifiedBy" minOccurs="0" maxOccurs="1" type="xsd:string"/>
-        <xsd:element ref="dcterms:modified" minOccurs="0" maxOccurs="1"/>
-        <xsd:element name="contentStatus" minOccurs="0" maxOccurs="1" type="xsd:string"/>
-      </xsd:all>
-    </xsd:complexType>
-  </xsd:schema>
-  <xs:schema xmlns:pc="http://schemas.microsoft.com/office/infopath/2007/PartnerControls" xmlns:xs="http://www.w3.org/2001/XMLSchema" targetNamespace="http://schemas.microsoft.com/office/infopath/2007/PartnerControls" elementFormDefault="qualified" attributeFormDefault="unqualified">
-    <xs:element name="Person">
-      <xs:complexType>
-        <xs:sequence>
-          <xs:element ref="pc:DisplayName" minOccurs="0"/>
-          <xs:element ref="pc:AccountId" minOccurs="0"/>
-          <xs:element ref="pc:AccountType" minOccurs="0"/>
-        </xs:sequence>
-      </xs:complexType>
-    </xs:element>
-    <xs:element name="DisplayName" type="xs:string"/>
-    <xs:element name="AccountId" type="xs:string"/>
-    <xs:element name="AccountType" type="xs:string"/>
-    <xs:element name="BDCAssociatedEntity">
-      <xs:complexType>
-        <xs:sequence>
-          <xs:element ref="pc:BDCEntity" minOccurs="0" maxOccurs="unbounded"/>
-        </xs:sequence>
-        <xs:attribute ref="pc:EntityNamespace"/>
-        <xs:attribute ref="pc:EntityName"/>
-        <xs:attribute ref="pc:SystemInstanceName"/>
-        <xs:attribute ref="pc:AssociationName"/>
-      </xs:complexType>
-    </xs:element>
-    <xs:attribute name="EntityNamespace" type="xs:string"/>
-    <xs:attribute name="EntityName" type="xs:string"/>
-    <xs:attribute name="SystemInstanceName" type="xs:string"/>
-    <xs:attribute name="AssociationName" type="xs:string"/>
-    <xs:element name="BDCEntity">
-      <xs:complexType>
-        <xs:sequence>
-          <xs:element ref="pc:EntityDisplayName" minOccurs="0"/>
-          <xs:element ref="pc:EntityInstanceReference" minOccurs="0"/>
-          <xs:element ref="pc:EntityId1" minOccurs="0"/>
-          <xs:element ref="pc:EntityId2" minOccurs="0"/>
-          <xs:element ref="pc:EntityId3" minOccurs="0"/>
-          <xs:element ref="pc:EntityId4" minOccurs="0"/>
-          <xs:element ref="pc:EntityId5" minOccurs="0"/>
-        </xs:sequence>
-      </xs:complexType>
-    </xs:element>
-    <xs:element name="EntityDisplayName" type="xs:string"/>
-    <xs:element name="EntityInstanceReference" type="xs:string"/>
-    <xs:element name="EntityId1" type="xs:string"/>
-    <xs:element name="EntityId2" type="xs:string"/>
-    <xs:element name="EntityId3" type="xs:string"/>
-    <xs:element name="EntityId4" type="xs:string"/>
-    <xs:element name="EntityId5" type="xs:string"/>
-    <xs:element name="Terms">
-      <xs:complexType>
-        <xs:sequence>
-          <xs:element ref="pc:TermInfo" minOccurs="0" maxOccurs="unbounded"/>
-        </xs:sequence>
-      </xs:complexType>
-    </xs:element>
-    <xs:element name="TermInfo">
-      <xs:complexType>
-        <xs:sequence>
-          <xs:element ref="pc:TermName" minOccurs="0"/>
-          <xs:element ref="pc:TermId" minOccurs="0"/>
-        </xs:sequence>
-      </xs:complexType>
-    </xs:element>
-    <xs:element name="TermName" type="xs:string"/>
-    <xs:element name="TermId" type="xs:string"/>
-  </xs:schema>
-</ct:contentTypeSchema>
-</file>
-
-<file path=customXml/item2.xml><?xml version="1.0" encoding="utf-8"?>
-<?mso-contentType ?>
-<FormTemplates xmlns="http://schemas.microsoft.com/sharepoint/v3/contenttype/forms">
-  <Display>DocumentLibraryForm</Display>
-  <Edit>DocumentLibraryForm</Edit>
-  <New>DocumentLibraryForm</New>
-</FormTemplates>
-</file>
-
-<file path=customXml/item3.xml><?xml version="1.0" encoding="utf-8"?>
-<p:properties xmlns:p="http://schemas.microsoft.com/office/2006/metadata/properties" xmlns:xsi="http://www.w3.org/2001/XMLSchema-instance" xmlns:pc="http://schemas.microsoft.com/office/infopath/2007/PartnerControls">
-  <documentManagement>
-    <Status xmlns="71af3243-3dd4-4a8d-8c0d-dd76da1f02a5">Not started</Status>
-    <MediaServiceKeyPoints xmlns="71af3243-3dd4-4a8d-8c0d-dd76da1f02a5" xsi:nil="true"/>
-  </documentManagement>
-</p:properties>
-</file>
-
-<file path=customXml/itemProps1.xml><?xml version="1.0" encoding="utf-8"?>
-<ds:datastoreItem xmlns:ds="http://schemas.openxmlformats.org/officeDocument/2006/customXml" ds:itemID="{A2B91117-86FB-4484-886E-12DF4F7BEA9C}"/>
-</file>
-
-<file path=customXml/itemProps2.xml><?xml version="1.0" encoding="utf-8"?>
-<ds:datastoreItem xmlns:ds="http://schemas.openxmlformats.org/officeDocument/2006/customXml" ds:itemID="{7B1D78C8-7073-4887-A310-A2A49454473A}"/>
-</file>
-
-<file path=customXml/itemProps3.xml><?xml version="1.0" encoding="utf-8"?>
-<ds:datastoreItem xmlns:ds="http://schemas.openxmlformats.org/officeDocument/2006/customXml" ds:itemID="{413E14A2-ECF8-4EFA-98F6-EDE4B3F829FC}"/>
 </file>